--- a/chapters/exports/04-monitoring.docx
+++ b/chapters/exports/04-monitoring.docx
@@ -22,9 +22,6 @@
       <w:pPr>
         <w:pStyle w:val="Heading2"/>
       </w:pPr>
-      <w:r>
-        <w:t xml:space="preserve">1.1	</w:t>
-      </w:r>
       <w:r>
         <w:t xml:space="preserve">Background</w:t>
       </w:r>
@@ -150,9 +147,6 @@
         <w:pStyle w:val="Heading2"/>
       </w:pPr>
       <w:r>
-        <w:t xml:space="preserve">1.2	</w:t>
-      </w:r>
-      <w:r>
         <w:t xml:space="preserve">Takeaways</w:t>
       </w:r>
     </w:p>
@@ -261,9 +255,6 @@
         <w:pStyle w:val="Heading2"/>
       </w:pPr>
       <w:r>
-        <w:t xml:space="preserve">1.3	</w:t>
-      </w:r>
-      <w:r>
         <w:t xml:space="preserve">Challenges</w:t>
       </w:r>
     </w:p>
@@ -349,9 +340,6 @@
         <w:pStyle w:val="Heading2"/>
       </w:pPr>
       <w:r>
-        <w:t xml:space="preserve">1.4	</w:t>
-      </w:r>
-      <w:r>
         <w:t xml:space="preserve">Solutions</w:t>
       </w:r>
     </w:p>
@@ -364,9 +352,6 @@
       <w:pPr>
         <w:pStyle w:val="Heading3"/>
       </w:pPr>
-      <w:r>
-        <w:t xml:space="preserve">1.4.1	</w:t>
-      </w:r>
       <w:r>
         <w:t xml:space="preserve">Start with the Whole</w:t>
       </w:r>
@@ -394,7 +379,7 @@
       <w:r>
         <w:t xml:space="preserve">. Utilizing metrics without a measurement system or situation assessment is like building a house without a blueprint (see </w:t>
       </w:r>
-      <w:hyperlink w:history="1" r:id="rIdiqjjjwqpcu3fshq_mcelx">
+      <w:hyperlink w:history="1" r:id="rId5syqsgukxyicxuna6f78s">
         <w:r>
           <w:rPr>
             <w:rStyle w:val="Hyperlink"/>
@@ -424,7 +409,7 @@
       <w:r>
         <w:t xml:space="preserve">. Create results chains from your interventions to project outcomes. For more details on results chains, see the </w:t>
       </w:r>
-      <w:hyperlink w:history="1" r:id="rId3e7rwsn9milxcuij1-ddb">
+      <w:hyperlink w:history="1" r:id="rIdnkcl9ziest0wat5l7vybv">
         <w:r>
           <w:rPr>
             <w:rStyle w:val="Hyperlink"/>
@@ -435,7 +420,7 @@
       <w:r>
         <w:t xml:space="preserve"> chapter and the </w:t>
       </w:r>
-      <w:hyperlink w:history="1" r:id="rId0pxsdoffdyuzy4q6qd5hn">
+      <w:hyperlink w:history="1" r:id="rIdwgnbb1xx9iguv51ygy8ez">
         <w:r>
           <w:rPr>
             <w:rStyle w:val="Hyperlink"/>
@@ -506,15 +491,12 @@
         <w:pStyle w:val="Heading3"/>
       </w:pPr>
       <w:r>
-        <w:t xml:space="preserve">1.4.2	</w:t>
-      </w:r>
-      <w:r>
         <w:t xml:space="preserve">Utilize Existing Data Sources</w:t>
       </w:r>
     </w:p>
     <w:p>
       <w:r>
-        <w:t xml:space="preserve">Review all your existing data sources, as well as free data sources, before you invest in any new data collection efforts. Organizations often collect relevant data that could be used for M&amp;E, but staff responsible for monitoring and evaluation must be made aware of it. For example, if you are seeking to measure return on investment (ROI), your finance team might already have information you can use to crunch ROI figures. Also, investigate open-source data, such as government and citizen scientist databases, before you decide to go out and collect more information. For example, a community forestry initiative seeking to gauge the fire resistance of a stand it manages could search available USGS datasets to find previous fires that may have impacted its site.</w:t>
+        <w:t xml:space="preserve">Review all your existing data sources, as well as free data sources, before you invest in any new data collection efforts. Organizations often collect relevant data that could be used for M&amp;E, but staff responsible for monitoring and evaluation must be made aware of it. For example, if you are seeking to measure return on investment (ROI), your finance team might already have information you can use to crunch ROI figures. Also, investigate open-source data, such as government and citizen scientist databases, before collecting more information. For example, a community forestry initiative seeking to gauge the fire resistance of a stand it manages could search available USGS datasets to find previous fires that may have impacted its site.</w:t>
       </w:r>
     </w:p>
     <w:p>
@@ -522,9 +504,6 @@
         <w:pStyle w:val="Heading3"/>
       </w:pPr>
       <w:r>
-        <w:t xml:space="preserve">1.4.3	</w:t>
-      </w:r>
-      <w:r>
         <w:t xml:space="preserve">Employ Participatory Approaches</w:t>
       </w:r>
     </w:p>
@@ -542,9 +521,6 @@
       <w:pPr>
         <w:pStyle w:val="Heading3"/>
       </w:pPr>
-      <w:r>
-        <w:t xml:space="preserve">1.4.4	</w:t>
-      </w:r>
       <w:r>
         <w:t xml:space="preserve">Embrace Technology</w:t>
       </w:r>
@@ -654,9 +630,6 @@
         <w:pStyle w:val="Heading3"/>
       </w:pPr>
       <w:r>
-        <w:t xml:space="preserve">1.4.5	</w:t>
-      </w:r>
-      <w:r>
         <w:t xml:space="preserve">Build Internal Capacity</w:t>
       </w:r>
     </w:p>
@@ -670,9 +643,6 @@
         <w:pStyle w:val="Heading3"/>
       </w:pPr>
       <w:r>
-        <w:t xml:space="preserve">1.4.6	</w:t>
-      </w:r>
-      <w:r>
         <w:t xml:space="preserve">Foster Collaborative Partnerships</w:t>
       </w:r>
     </w:p>
@@ -686,9 +656,6 @@
         <w:pStyle w:val="Heading3"/>
       </w:pPr>
       <w:r>
-        <w:t xml:space="preserve">1.4.7	</w:t>
-      </w:r>
-      <w:r>
         <w:t xml:space="preserve">Seek Creative Ways to Fund Monitoring</w:t>
       </w:r>
     </w:p>
@@ -706,9 +673,6 @@
       <w:pPr>
         <w:pStyle w:val="Heading2"/>
       </w:pPr>
-      <w:r>
-        <w:t xml:space="preserve">1.5	</w:t>
-      </w:r>
       <w:r>
         <w:t xml:space="preserve">Car Analogies</w:t>
       </w:r>
@@ -872,7 +836,7 @@
       <w:r>
         <w:drawing>
           <wp:inline distT="0" distB="0" distL="0" distR="0">
-            <wp:extent cx="4000500" cy="2155279"/>
+            <wp:extent cx="4000500" cy="2668334"/>
             <wp:effectExtent b="0" l="0" r="0" t="0"/>
             <wp:docPr id="2" name="" descr="" title=""/>
             <wp:cNvGraphicFramePr>
@@ -897,7 +861,7 @@
                   <pic:spPr bwMode="auto">
                     <a:xfrm>
                       <a:off x="0" y="0"/>
-                      <a:ext cx="4000500" cy="2155279"/>
+                      <a:ext cx="4000500" cy="2668334"/>
                     </a:xfrm>
                     <a:prstGeom prst="rect">
                       <a:avLst/>
@@ -999,7 +963,7 @@
           <w:numId w:val="15"/>
         </w:numPr>
       </w:pPr>
-      <w:hyperlink w:history="1" r:id="rIdzjfm8rhkptn3c37vudu9h">
+      <w:hyperlink w:history="1" r:id="rIdxqlqs_qk1bb10mpfu8l5j">
         <w:r>
           <w:rPr>
             <w:rStyle w:val="Hyperlink"/>
@@ -1041,9 +1005,6 @@
         <w:pStyle w:val="Heading2"/>
       </w:pPr>
       <w:r>
-        <w:t xml:space="preserve">1.6	</w:t>
-      </w:r>
-      <w:r>
         <w:t xml:space="preserve">Resources</w:t>
       </w:r>
     </w:p>
@@ -1055,7 +1016,7 @@
           <w:numId w:val="16"/>
         </w:numPr>
       </w:pPr>
-      <w:hyperlink w:history="1" r:id="rIdh3kk3otvapq4q6_ejuaw_">
+      <w:hyperlink w:history="1" r:id="rIdur_ayyfjr95tiubitqrwf">
         <w:r>
           <w:rPr>
             <w:b/>
@@ -1077,7 +1038,7 @@
           <w:numId w:val="16"/>
         </w:numPr>
       </w:pPr>
-      <w:hyperlink w:history="1" r:id="rIdin2xgtobv1lowtafn_e6t">
+      <w:hyperlink w:history="1" r:id="rIdj1w95xs8ktlh-kua9mrxg">
         <w:r>
           <w:rPr>
             <w:b/>
@@ -1127,24 +1088,27 @@
       <w:r>
         <w:t xml:space="preserve">The </w:t>
       </w:r>
-      <w:hyperlink w:history="1" r:id="rId_hmokqi_sdzok4r5cshoo">
-        <w:r>
-          <w:rPr>
-            <w:b/>
-            <w:bCs/>
-            <w:rStyle w:val="Hyperlink"/>
-          </w:rPr>
-          <w:t xml:space="preserve">Open Standards for the Practice of Conservation</w:t>
-        </w:r>
-      </w:hyperlink>
-      <w:r>
-        <w:t xml:space="preserve">, developed by the Conservation Measures Partnership </w:t>
-      </w:r>
-      <w:r>
-        <w:t xml:space="preserve">CMP (2020)</w:t>
-      </w:r>
-      <w:r>
-        <w:t xml:space="preserve">, is a definitive resource for program and project design.</w:t>
+      <w:r>
+        <w:rPr>
+          <w:b/>
+          <w:bCs/>
+        </w:rPr>
+        <w:t xml:space="preserve">Open Standards for the Practice of Conservation</w:t>
+      </w:r>
+      <w:r>
+        <w:t xml:space="preserve">, developed by the Conservation Measures Partnership is a definitive resource for program and project design </w:t>
+      </w:r>
+      <w:r>
+        <w:t xml:space="preserve">(</w:t>
+      </w:r>
+      <w:r>
+        <w:t xml:space="preserve">CMP, 2025</w:t>
+      </w:r>
+      <w:r>
+        <w:t xml:space="preserve">)</w:t>
+      </w:r>
+      <w:r>
+        <w:t xml:space="preserve">.</w:t>
       </w:r>
     </w:p>
     <w:p>
@@ -1157,7 +1121,7 @@
     </w:p>
     <w:p>
       <w:r>
-        <w:t xml:space="preserve">CMP. (2020). </w:t>
+        <w:t xml:space="preserve">CMP. (2025). </w:t>
       </w:r>
       <w:r>
         <w:rPr>
@@ -1169,14 +1133,16 @@
       <w:r>
         <w:t xml:space="preserve">. Conservation Measures Partnership. </w:t>
       </w:r>
-      <w:hyperlink w:history="1" r:id="rIdq-9dwsvwgf5crj0qvu6-w">
+      <w:hyperlink w:history="1" r:id="rIdnxmtuvixrbabf6qteflpl">
         <w:r>
           <w:rPr>
             <w:rStyle w:val="Hyperlink"/>
           </w:rPr>
-          <w:t xml:space="preserve">https://conservationstandards.org/wp-content/uploads/sites/3/2020/10/CMP-Open-Standards-for-the-Practice-of-Conservation-v4.0.pdf</w:t>
+          <w:t xml:space="preserve">https://3point.xyz/cmp5</w:t>
         </w:r>
       </w:hyperlink>
+    </w:p>
+    <w:p>
       <w:r>
         <w:t xml:space="preserve">Hu, T., Sun, X., Su, Y., Guan, H., Sun, Q., Kelly, M., &amp; Guo, Q. (2020). Development and performance evaluation of a very low-cost UAV-LiDAR system for forestry applications. </w:t>
       </w:r>
@@ -1198,63 +1164,85 @@
         <w:t xml:space="preserve">13</w:t>
       </w:r>
       <w:r>
-        <w:t xml:space="preserve">(1), 77.</w:t>
-      </w:r>
-      <w:r>
-        <w:t xml:space="preserve">Margoluis, R., &amp; Salafsky, N. (1998). </w:t>
-      </w:r>
-      <w:r>
-        <w:rPr>
-          <w:i/>
-          <w:iCs/>
-        </w:rPr>
-        <w:t xml:space="preserve">Measures of success: designing, managing, and monitoring conservation and development projects</w:t>
-      </w:r>
-      <w:r>
-        <w:t xml:space="preserve">. Island Press.</w:t>
-      </w:r>
-      <w:r>
-        <w:t xml:space="preserve">Pokswinski, S., Gallagher, M. R., Skowronski, N. S., Loudermilk, E. L., Hawley, C., Wallace, D., Everland, A., Wallace, J., &amp; Hiers, J. K. (2021). A simplified and affordable approach to forest monitoring using single terrestrial laser scans and transect sampling. </w:t>
-      </w:r>
-      <w:r>
-        <w:rPr>
-          <w:i/>
-          <w:iCs/>
-        </w:rPr>
-        <w:t xml:space="preserve">MethodsX</w:t>
-      </w:r>
-      <w:r>
-        <w:t xml:space="preserve">, </w:t>
-      </w:r>
-      <w:r>
-        <w:rPr>
-          <w:i/>
-          <w:iCs/>
-        </w:rPr>
-        <w:t xml:space="preserve">8</w:t>
-      </w:r>
-      <w:r>
-        <w:t xml:space="preserve">, 101484.</w:t>
-      </w:r>
-      <w:r>
-        <w:t xml:space="preserve">Russell, V. (2024). </w:t>
-      </w:r>
-      <w:r>
-        <w:rPr>
-          <w:i/>
-          <w:iCs/>
-        </w:rPr>
-        <w:t xml:space="preserve">Free and open source geospatial tools</w:t>
-      </w:r>
-      <w:r>
-        <w:t xml:space="preserve">. 3point Geospatial. </w:t>
-      </w:r>
-      <w:hyperlink w:history="1" r:id="rIdg62vi5fyhnnmtxq2z-a4s">
+        <w:t xml:space="preserve">(1), 77. </w:t>
+      </w:r>
+      <w:hyperlink w:history="1" r:id="rIdxhc4wd5ohmvzlvmaltrft">
         <w:r>
           <w:rPr>
             <w:rStyle w:val="Hyperlink"/>
           </w:rPr>
-          <w:t xml:space="preserve">https://3point.xyz/geosp-bib</w:t>
+          <w:t xml:space="preserve">10.3390/rs13010077</w:t>
+        </w:r>
+      </w:hyperlink>
+    </w:p>
+    <w:p>
+      <w:r>
+        <w:t xml:space="preserve">Margoluis, R., &amp; Salafsky, N. (1998). </w:t>
+      </w:r>
+      <w:r>
+        <w:rPr>
+          <w:i/>
+          <w:iCs/>
+        </w:rPr>
+        <w:t xml:space="preserve">Measures of success: designing, managing, and monitoring conservation and development projects</w:t>
+      </w:r>
+      <w:r>
+        <w:t xml:space="preserve">. Island Press.</w:t>
+      </w:r>
+    </w:p>
+    <w:p>
+      <w:r>
+        <w:t xml:space="preserve">Pokswinski, S., Gallagher, M. R., Skowronski, N. S., Loudermilk, E. L., Hawley, C., Wallace, D., Everland, A., Wallace, J., &amp; Hiers, J. K. (2021). A simplified and affordable approach to forest monitoring using single terrestrial laser scans and transect sampling. </w:t>
+      </w:r>
+      <w:r>
+        <w:rPr>
+          <w:i/>
+          <w:iCs/>
+        </w:rPr>
+        <w:t xml:space="preserve">MethodsX</w:t>
+      </w:r>
+      <w:r>
+        <w:t xml:space="preserve">, </w:t>
+      </w:r>
+      <w:r>
+        <w:rPr>
+          <w:i/>
+          <w:iCs/>
+        </w:rPr>
+        <w:t xml:space="preserve">8</w:t>
+      </w:r>
+      <w:r>
+        <w:t xml:space="preserve">, 101484. </w:t>
+      </w:r>
+      <w:hyperlink w:history="1" r:id="rIdbd7csdo1vmyfzuiuyr1zb">
+        <w:r>
+          <w:rPr>
+            <w:rStyle w:val="Hyperlink"/>
+          </w:rPr>
+          <w:t xml:space="preserve">10.1016/j.mex.2021.101484</w:t>
+        </w:r>
+      </w:hyperlink>
+    </w:p>
+    <w:p>
+      <w:r>
+        <w:t xml:space="preserve">Russell, V. (2024). </w:t>
+      </w:r>
+      <w:r>
+        <w:rPr>
+          <w:i/>
+          <w:iCs/>
+        </w:rPr>
+        <w:t xml:space="preserve">Free and open source geospatial tools</w:t>
+      </w:r>
+      <w:r>
+        <w:t xml:space="preserve">. 3point Geospatial. </w:t>
+      </w:r>
+      <w:hyperlink w:history="1" r:id="rIdsb-2nnrcu8ua9s2kttdxp">
+        <w:r>
+          <w:rPr>
+            <w:rStyle w:val="Hyperlink"/>
+          </w:rPr>
+          <w:t xml:space="preserve">https://3point.xyz/geosp</w:t>
         </w:r>
       </w:hyperlink>
     </w:p>

--- a/chapters/exports/04-monitoring.docx
+++ b/chapters/exports/04-monitoring.docx
@@ -379,7 +379,7 @@
       <w:r>
         <w:t xml:space="preserve">. Utilizing metrics without a measurement system or situation assessment is like building a house without a blueprint (see </w:t>
       </w:r>
-      <w:hyperlink w:history="1" r:id="rId5syqsgukxyicxuna6f78s">
+      <w:hyperlink w:history="1" r:id="rId-icbq3kwx3n_uq2qbmnvl">
         <w:r>
           <w:rPr>
             <w:rStyle w:val="Hyperlink"/>
@@ -409,7 +409,7 @@
       <w:r>
         <w:t xml:space="preserve">. Create results chains from your interventions to project outcomes. For more details on results chains, see the </w:t>
       </w:r>
-      <w:hyperlink w:history="1" r:id="rIdnkcl9ziest0wat5l7vybv">
+      <w:hyperlink w:history="1" r:id="rIdqj5a9kkvanjbr_0j4o8zp">
         <w:r>
           <w:rPr>
             <w:rStyle w:val="Hyperlink"/>
@@ -420,7 +420,7 @@
       <w:r>
         <w:t xml:space="preserve"> chapter and the </w:t>
       </w:r>
-      <w:hyperlink w:history="1" r:id="rIdwgnbb1xx9iguv51ygy8ez">
+      <w:hyperlink w:history="1" r:id="rIdcc11xlptruf4rxct0_5bi">
         <w:r>
           <w:rPr>
             <w:rStyle w:val="Hyperlink"/>
@@ -963,7 +963,7 @@
           <w:numId w:val="15"/>
         </w:numPr>
       </w:pPr>
-      <w:hyperlink w:history="1" r:id="rIdxqlqs_qk1bb10mpfu8l5j">
+      <w:hyperlink w:history="1" r:id="rId68c8vq4vb5dukxfgzy_zr">
         <w:r>
           <w:rPr>
             <w:rStyle w:val="Hyperlink"/>
@@ -1016,7 +1016,7 @@
           <w:numId w:val="16"/>
         </w:numPr>
       </w:pPr>
-      <w:hyperlink w:history="1" r:id="rIdur_ayyfjr95tiubitqrwf">
+      <w:hyperlink w:history="1" r:id="rId4ow0ugpeledqyzfmo11gc">
         <w:r>
           <w:rPr>
             <w:b/>
@@ -1038,7 +1038,7 @@
           <w:numId w:val="16"/>
         </w:numPr>
       </w:pPr>
-      <w:hyperlink w:history="1" r:id="rIdj1w95xs8ktlh-kua9mrxg">
+      <w:hyperlink w:history="1" r:id="rIdu1la0p-1jxfycvu6oho4m">
         <w:r>
           <w:rPr>
             <w:b/>
@@ -1133,7 +1133,7 @@
       <w:r>
         <w:t xml:space="preserve">. Conservation Measures Partnership. </w:t>
       </w:r>
-      <w:hyperlink w:history="1" r:id="rIdnxmtuvixrbabf6qteflpl">
+      <w:hyperlink w:history="1" r:id="rIdxmzjlwqmn6clogdhczaxv">
         <w:r>
           <w:rPr>
             <w:rStyle w:val="Hyperlink"/>
@@ -1166,7 +1166,7 @@
       <w:r>
         <w:t xml:space="preserve">(1), 77. </w:t>
       </w:r>
-      <w:hyperlink w:history="1" r:id="rIdxhc4wd5ohmvzlvmaltrft">
+      <w:hyperlink w:history="1" r:id="rIdxkpvf4av1_a-s3oncrb0l">
         <w:r>
           <w:rPr>
             <w:rStyle w:val="Hyperlink"/>
@@ -1214,7 +1214,7 @@
       <w:r>
         <w:t xml:space="preserve">, 101484. </w:t>
       </w:r>
-      <w:hyperlink w:history="1" r:id="rIdbd7csdo1vmyfzuiuyr1zb">
+      <w:hyperlink w:history="1" r:id="rIdypg90ppgs5ceguek-bb3h">
         <w:r>
           <w:rPr>
             <w:rStyle w:val="Hyperlink"/>
@@ -1237,7 +1237,7 @@
       <w:r>
         <w:t xml:space="preserve">. 3point Geospatial. </w:t>
       </w:r>
-      <w:hyperlink w:history="1" r:id="rIdsb-2nnrcu8ua9s2kttdxp">
+      <w:hyperlink w:history="1" r:id="rId4ug8hpp409jcqhleekxdb">
         <w:r>
           <w:rPr>
             <w:rStyle w:val="Hyperlink"/>

--- a/chapters/exports/04-monitoring.docx
+++ b/chapters/exports/04-monitoring.docx
@@ -160,7 +160,7 @@
         <w:pStyle w:val="ListParagraph"/>
         <w:numPr>
           <w:ilvl w:val="0"/>
-          <w:numId w:val="11"/>
+          <w:numId w:val="245"/>
         </w:numPr>
       </w:pPr>
       <w:r>
@@ -179,7 +179,7 @@
         <w:pStyle w:val="ListParagraph"/>
         <w:numPr>
           <w:ilvl w:val="0"/>
-          <w:numId w:val="11"/>
+          <w:numId w:val="245"/>
         </w:numPr>
       </w:pPr>
       <w:r>
@@ -198,7 +198,7 @@
         <w:pStyle w:val="ListParagraph"/>
         <w:numPr>
           <w:ilvl w:val="0"/>
-          <w:numId w:val="11"/>
+          <w:numId w:val="245"/>
         </w:numPr>
       </w:pPr>
       <w:r>
@@ -217,7 +217,7 @@
         <w:pStyle w:val="ListParagraph"/>
         <w:numPr>
           <w:ilvl w:val="0"/>
-          <w:numId w:val="11"/>
+          <w:numId w:val="245"/>
         </w:numPr>
       </w:pPr>
       <w:r>
@@ -236,7 +236,7 @@
         <w:pStyle w:val="ListParagraph"/>
         <w:numPr>
           <w:ilvl w:val="0"/>
-          <w:numId w:val="11"/>
+          <w:numId w:val="245"/>
         </w:numPr>
       </w:pPr>
       <w:r>
@@ -268,7 +268,7 @@
         <w:pStyle w:val="ListParagraph"/>
         <w:numPr>
           <w:ilvl w:val="0"/>
-          <w:numId w:val="12"/>
+          <w:numId w:val="246"/>
         </w:numPr>
       </w:pPr>
       <w:r>
@@ -280,7 +280,7 @@
         <w:pStyle w:val="ListParagraph"/>
         <w:numPr>
           <w:ilvl w:val="0"/>
-          <w:numId w:val="12"/>
+          <w:numId w:val="246"/>
         </w:numPr>
       </w:pPr>
       <w:r>
@@ -292,7 +292,7 @@
         <w:pStyle w:val="ListParagraph"/>
         <w:numPr>
           <w:ilvl w:val="0"/>
-          <w:numId w:val="12"/>
+          <w:numId w:val="246"/>
         </w:numPr>
       </w:pPr>
       <w:r>
@@ -304,7 +304,7 @@
         <w:pStyle w:val="ListParagraph"/>
         <w:numPr>
           <w:ilvl w:val="0"/>
-          <w:numId w:val="12"/>
+          <w:numId w:val="246"/>
         </w:numPr>
       </w:pPr>
       <w:r>
@@ -316,7 +316,7 @@
         <w:pStyle w:val="ListParagraph"/>
         <w:numPr>
           <w:ilvl w:val="0"/>
-          <w:numId w:val="12"/>
+          <w:numId w:val="246"/>
         </w:numPr>
       </w:pPr>
       <w:r>
@@ -328,7 +328,7 @@
         <w:pStyle w:val="ListParagraph"/>
         <w:numPr>
           <w:ilvl w:val="0"/>
-          <w:numId w:val="12"/>
+          <w:numId w:val="246"/>
         </w:numPr>
       </w:pPr>
       <w:r>
@@ -366,7 +366,7 @@
         <w:pStyle w:val="ListParagraph"/>
         <w:numPr>
           <w:ilvl w:val="0"/>
-          <w:numId w:val="13"/>
+          <w:numId w:val="247"/>
         </w:numPr>
       </w:pPr>
       <w:r>
@@ -379,7 +379,7 @@
       <w:r>
         <w:t xml:space="preserve">. Utilizing metrics without a measurement system or situation assessment is like building a house without a blueprint (see </w:t>
       </w:r>
-      <w:hyperlink w:history="1" r:id="rId-icbq3kwx3n_uq2qbmnvl">
+      <w:hyperlink w:history="1" r:id="rIdcbumf7qt1if3jrrfrknno">
         <w:r>
           <w:rPr>
             <w:rStyle w:val="Hyperlink"/>
@@ -396,7 +396,7 @@
         <w:pStyle w:val="ListParagraph"/>
         <w:numPr>
           <w:ilvl w:val="0"/>
-          <w:numId w:val="13"/>
+          <w:numId w:val="247"/>
         </w:numPr>
       </w:pPr>
       <w:r>
@@ -409,7 +409,7 @@
       <w:r>
         <w:t xml:space="preserve">. Create results chains from your interventions to project outcomes. For more details on results chains, see the </w:t>
       </w:r>
-      <w:hyperlink w:history="1" r:id="rIdqj5a9kkvanjbr_0j4o8zp">
+      <w:hyperlink w:history="1" r:id="rIdafehkgyyh-_kqaluptqdr">
         <w:r>
           <w:rPr>
             <w:rStyle w:val="Hyperlink"/>
@@ -420,7 +420,7 @@
       <w:r>
         <w:t xml:space="preserve"> chapter and the </w:t>
       </w:r>
-      <w:hyperlink w:history="1" r:id="rIdcc11xlptruf4rxct0_5bi">
+      <w:hyperlink w:history="1" r:id="rIdmfyi_bfofyveubxyyo3cq">
         <w:r>
           <w:rPr>
             <w:rStyle w:val="Hyperlink"/>
@@ -437,7 +437,7 @@
         <w:pStyle w:val="ListParagraph"/>
         <w:numPr>
           <w:ilvl w:val="0"/>
-          <w:numId w:val="13"/>
+          <w:numId w:val="247"/>
         </w:numPr>
       </w:pPr>
       <w:r>
@@ -696,7 +696,7 @@
           <wp:inline distT="0" distB="0" distL="0" distR="0">
             <wp:extent cx="4000500" cy="2887614"/>
             <wp:effectExtent b="0" l="0" r="0" t="0"/>
-            <wp:docPr id="1" name="" descr="" title=""/>
+            <wp:docPr id="235" name="" descr="" title=""/>
             <wp:cNvGraphicFramePr>
               <a:graphicFrameLocks xmlns:a="http://schemas.openxmlformats.org/drawingml/2006/main" noChangeAspect="1"/>
             </wp:cNvGraphicFramePr>
@@ -776,7 +776,7 @@
         <w:pStyle w:val="ListParagraph"/>
         <w:numPr>
           <w:ilvl w:val="0"/>
-          <w:numId w:val="14"/>
+          <w:numId w:val="248"/>
         </w:numPr>
         <w:pBdr>
           <w:left w:val="double" w:color="5D85D0"/>
@@ -792,7 +792,7 @@
         <w:pStyle w:val="ListParagraph"/>
         <w:numPr>
           <w:ilvl w:val="0"/>
-          <w:numId w:val="14"/>
+          <w:numId w:val="248"/>
         </w:numPr>
       </w:pPr>
       <w:r>
@@ -804,7 +804,7 @@
         <w:pStyle w:val="ListParagraph"/>
         <w:numPr>
           <w:ilvl w:val="0"/>
-          <w:numId w:val="14"/>
+          <w:numId w:val="248"/>
         </w:numPr>
       </w:pPr>
       <w:r>
@@ -816,7 +816,7 @@
         <w:pStyle w:val="ListParagraph"/>
         <w:numPr>
           <w:ilvl w:val="0"/>
-          <w:numId w:val="14"/>
+          <w:numId w:val="248"/>
         </w:numPr>
       </w:pPr>
       <w:r>
@@ -838,7 +838,7 @@
           <wp:inline distT="0" distB="0" distL="0" distR="0">
             <wp:extent cx="4000500" cy="2668334"/>
             <wp:effectExtent b="0" l="0" r="0" t="0"/>
-            <wp:docPr id="2" name="" descr="" title=""/>
+            <wp:docPr id="236" name="" descr="" title=""/>
             <wp:cNvGraphicFramePr>
               <a:graphicFrameLocks xmlns:a="http://schemas.openxmlformats.org/drawingml/2006/main" noChangeAspect="1"/>
             </wp:cNvGraphicFramePr>
@@ -908,7 +908,7 @@
         <w:pStyle w:val="ListParagraph"/>
         <w:numPr>
           <w:ilvl w:val="0"/>
-          <w:numId w:val="15"/>
+          <w:numId w:val="249"/>
         </w:numPr>
         <w:pBdr>
           <w:left w:val="double" w:color="5D85D0"/>
@@ -924,7 +924,7 @@
         <w:pStyle w:val="ListParagraph"/>
         <w:numPr>
           <w:ilvl w:val="0"/>
-          <w:numId w:val="15"/>
+          <w:numId w:val="249"/>
         </w:numPr>
       </w:pPr>
       <w:r>
@@ -936,7 +936,7 @@
         <w:pStyle w:val="ListParagraph"/>
         <w:numPr>
           <w:ilvl w:val="0"/>
-          <w:numId w:val="15"/>
+          <w:numId w:val="249"/>
         </w:numPr>
       </w:pPr>
       <w:r>
@@ -948,7 +948,7 @@
         <w:pStyle w:val="ListParagraph"/>
         <w:numPr>
           <w:ilvl w:val="0"/>
-          <w:numId w:val="15"/>
+          <w:numId w:val="249"/>
         </w:numPr>
       </w:pPr>
       <w:r>
@@ -960,10 +960,10 @@
         <w:pStyle w:val="ListParagraph"/>
         <w:numPr>
           <w:ilvl w:val="0"/>
-          <w:numId w:val="15"/>
-        </w:numPr>
-      </w:pPr>
-      <w:hyperlink w:history="1" r:id="rId68c8vq4vb5dukxfgzy_zr">
+          <w:numId w:val="249"/>
+        </w:numPr>
+      </w:pPr>
+      <w:hyperlink w:history="1" r:id="rIduwmqeo4beokwfh3ru_lqw">
         <w:r>
           <w:rPr>
             <w:rStyle w:val="Hyperlink"/>
@@ -980,7 +980,7 @@
         <w:pStyle w:val="ListParagraph"/>
         <w:numPr>
           <w:ilvl w:val="0"/>
-          <w:numId w:val="15"/>
+          <w:numId w:val="249"/>
         </w:numPr>
       </w:pPr>
       <w:r>
@@ -992,7 +992,7 @@
         <w:pStyle w:val="ListParagraph"/>
         <w:numPr>
           <w:ilvl w:val="0"/>
-          <w:numId w:val="15"/>
+          <w:numId w:val="249"/>
         </w:numPr>
       </w:pPr>
       <w:r>
@@ -1013,10 +1013,10 @@
         <w:pStyle w:val="ListParagraph"/>
         <w:numPr>
           <w:ilvl w:val="0"/>
-          <w:numId w:val="16"/>
-        </w:numPr>
-      </w:pPr>
-      <w:hyperlink w:history="1" r:id="rId4ow0ugpeledqyzfmo11gc">
+          <w:numId w:val="250"/>
+        </w:numPr>
+      </w:pPr>
+      <w:hyperlink w:history="1" r:id="rId80dhmr_mm2qfmmnfyivxp">
         <w:r>
           <w:rPr>
             <w:b/>
@@ -1035,10 +1035,10 @@
         <w:pStyle w:val="ListParagraph"/>
         <w:numPr>
           <w:ilvl w:val="0"/>
-          <w:numId w:val="16"/>
-        </w:numPr>
-      </w:pPr>
-      <w:hyperlink w:history="1" r:id="rIdu1la0p-1jxfycvu6oho4m">
+          <w:numId w:val="250"/>
+        </w:numPr>
+      </w:pPr>
+      <w:hyperlink w:history="1" r:id="rIdp2c7_tyqqxb5xd86z08dk">
         <w:r>
           <w:rPr>
             <w:b/>
@@ -1057,7 +1057,7 @@
         <w:pStyle w:val="ListParagraph"/>
         <w:numPr>
           <w:ilvl w:val="0"/>
-          <w:numId w:val="16"/>
+          <w:numId w:val="250"/>
         </w:numPr>
       </w:pPr>
       <w:r>
@@ -1082,7 +1082,7 @@
         <w:pStyle w:val="ListParagraph"/>
         <w:numPr>
           <w:ilvl w:val="0"/>
-          <w:numId w:val="16"/>
+          <w:numId w:val="250"/>
         </w:numPr>
       </w:pPr>
       <w:r>
@@ -1133,7 +1133,7 @@
       <w:r>
         <w:t xml:space="preserve">. Conservation Measures Partnership. </w:t>
       </w:r>
-      <w:hyperlink w:history="1" r:id="rIdxmzjlwqmn6clogdhczaxv">
+      <w:hyperlink w:history="1" r:id="rIdouisy_i31xypcdkvqtbxr">
         <w:r>
           <w:rPr>
             <w:rStyle w:val="Hyperlink"/>
@@ -1166,7 +1166,7 @@
       <w:r>
         <w:t xml:space="preserve">(1), 77. </w:t>
       </w:r>
-      <w:hyperlink w:history="1" r:id="rIdxkpvf4av1_a-s3oncrb0l">
+      <w:hyperlink w:history="1" r:id="rIdn6yxmtdzczjfiwvxvchlk">
         <w:r>
           <w:rPr>
             <w:rStyle w:val="Hyperlink"/>
@@ -1214,7 +1214,7 @@
       <w:r>
         <w:t xml:space="preserve">, 101484. </w:t>
       </w:r>
-      <w:hyperlink w:history="1" r:id="rIdypg90ppgs5ceguek-bb3h">
+      <w:hyperlink w:history="1" r:id="rIdn0jyju7xa8_hier3a6zby">
         <w:r>
           <w:rPr>
             <w:rStyle w:val="Hyperlink"/>
@@ -1237,7 +1237,7 @@
       <w:r>
         <w:t xml:space="preserve">. 3point Geospatial. </w:t>
       </w:r>
-      <w:hyperlink w:history="1" r:id="rId4ug8hpp409jcqhleekxdb">
+      <w:hyperlink w:history="1" r:id="rIdb3zevsz4zqqvlhpdoplub">
         <w:r>
           <w:rPr>
             <w:rStyle w:val="Hyperlink"/>
@@ -1276,7 +1276,7 @@
         <wp:inline distT="0" distB="0" distL="0" distR="0">
           <wp:extent cx="608542" cy="105833"/>
           <wp:effectExtent b="0" l="0" r="0" t="0"/>
-          <wp:docPr id="3" name="" descr="" title=""/>
+          <wp:docPr id="237" name="" descr="" title=""/>
           <wp:cNvGraphicFramePr>
             <a:graphicFrameLocks xmlns:a="http://schemas.openxmlformats.org/drawingml/2006/main" noChangeAspect="1"/>
           </wp:cNvGraphicFramePr>
@@ -1354,7 +1354,7 @@
 
 <file path=word/numbering.xml><?xml version="1.0" encoding="utf-8"?>
 <w:numbering xmlns:wpc="http://schemas.microsoft.com/office/word/2010/wordprocessingCanvas" xmlns:mc="http://schemas.openxmlformats.org/markup-compatibility/2006" xmlns:o="urn:schemas-microsoft-com:office:office" xmlns:r="http://schemas.openxmlformats.org/officeDocument/2006/relationships" xmlns:m="http://schemas.openxmlformats.org/officeDocument/2006/math" xmlns:v="urn:schemas-microsoft-com:vml" xmlns:wp14="http://schemas.microsoft.com/office/word/2010/wordprocessingDrawing" xmlns:wp="http://schemas.openxmlformats.org/drawingml/2006/wordprocessingDrawing" xmlns:w10="urn:schemas-microsoft-com:office:word" xmlns:w="http://schemas.openxmlformats.org/wordprocessingml/2006/main" xmlns:w14="http://schemas.microsoft.com/office/word/2010/wordml" xmlns:w15="http://schemas.microsoft.com/office/word/2012/wordml" xmlns:wpg="http://schemas.microsoft.com/office/word/2010/wordprocessingGroup" xmlns:wpi="http://schemas.microsoft.com/office/word/2010/wordprocessingInk" xmlns:wne="http://schemas.microsoft.com/office/word/2006/wordml" xmlns:wps="http://schemas.microsoft.com/office/word/2010/wordprocessingShape" mc:Ignorable="w14 w15 wp14">
-  <w:abstractNum w:abstractNumId="4" w15:restartNumberingAfterBreak="0">
+  <w:abstractNum w:abstractNumId="238" w15:restartNumberingAfterBreak="0">
     <w:multiLevelType w:val="hybridMultilevel"/>
     <w:lvl w:ilvl="0" w15:tentative="1">
       <w:start w:val="1"/>
@@ -1438,7 +1438,7 @@
       </w:pPr>
     </w:lvl>
   </w:abstractNum>
-  <w:abstractNum w:abstractNumId="5" w15:restartNumberingAfterBreak="0">
+  <w:abstractNum w:abstractNumId="239" w15:restartNumberingAfterBreak="0">
     <w:multiLevelType w:val="hybridMultilevel"/>
     <w:lvl w:ilvl="0" w15:tentative="1">
       <w:start w:val="1"/>
@@ -1522,7 +1522,7 @@
       </w:pPr>
     </w:lvl>
   </w:abstractNum>
-  <w:abstractNum w:abstractNumId="6" w15:restartNumberingAfterBreak="0">
+  <w:abstractNum w:abstractNumId="240" w15:restartNumberingAfterBreak="0">
     <w:multiLevelType w:val="hybridMultilevel"/>
     <w:lvl w:ilvl="0" w15:tentative="1">
       <w:start w:val="1"/>
@@ -1606,7 +1606,7 @@
       </w:pPr>
     </w:lvl>
   </w:abstractNum>
-  <w:abstractNum w:abstractNumId="7" w15:restartNumberingAfterBreak="0">
+  <w:abstractNum w:abstractNumId="241" w15:restartNumberingAfterBreak="0">
     <w:multiLevelType w:val="hybridMultilevel"/>
     <w:lvl w:ilvl="0" w15:tentative="1">
       <w:start w:val="1"/>
@@ -1690,7 +1690,7 @@
       </w:pPr>
     </w:lvl>
   </w:abstractNum>
-  <w:abstractNum w:abstractNumId="8" w15:restartNumberingAfterBreak="0">
+  <w:abstractNum w:abstractNumId="242" w15:restartNumberingAfterBreak="0">
     <w:multiLevelType w:val="hybridMultilevel"/>
     <w:lvl w:ilvl="0" w15:tentative="1">
       <w:start w:val="1"/>
@@ -1774,7 +1774,7 @@
       </w:pPr>
     </w:lvl>
   </w:abstractNum>
-  <w:abstractNum w:abstractNumId="9" w15:restartNumberingAfterBreak="0">
+  <w:abstractNum w:abstractNumId="243" w15:restartNumberingAfterBreak="0">
     <w:multiLevelType w:val="hybridMultilevel"/>
     <w:lvl w:ilvl="0" w15:tentative="1">
       <w:start w:val="1"/>
@@ -1858,7 +1858,7 @@
       </w:pPr>
     </w:lvl>
   </w:abstractNum>
-  <w:abstractNum w:abstractNumId="10" w15:restartNumberingAfterBreak="0">
+  <w:abstractNum w:abstractNumId="244" w15:restartNumberingAfterBreak="0">
     <w:multiLevelType w:val="hybridMultilevel"/>
     <w:lvl w:ilvl="0" w15:tentative="1">
       <w:start w:val="1"/>
@@ -1943,43 +1943,43 @@
     </w:lvl>
   </w:abstractNum>
   <w:num w:numId="1">
-    <w:abstractNumId w:val="4"/>
+    <w:abstractNumId w:val="238"/>
     <w:lvlOverride w:ilvl="0">
       <w:startOverride w:val="1"/>
     </w:lvlOverride>
   </w:num>
-  <w:num w:numId="11">
-    <w:abstractNumId w:val="5"/>
+  <w:num w:numId="245">
+    <w:abstractNumId w:val="239"/>
     <w:lvlOverride w:ilvl="0">
       <w:startOverride w:val="1"/>
     </w:lvlOverride>
   </w:num>
-  <w:num w:numId="12">
-    <w:abstractNumId w:val="6"/>
+  <w:num w:numId="246">
+    <w:abstractNumId w:val="240"/>
     <w:lvlOverride w:ilvl="0">
       <w:startOverride w:val="1"/>
     </w:lvlOverride>
   </w:num>
-  <w:num w:numId="13">
-    <w:abstractNumId w:val="7"/>
+  <w:num w:numId="247">
+    <w:abstractNumId w:val="241"/>
     <w:lvlOverride w:ilvl="0">
       <w:startOverride w:val="1"/>
     </w:lvlOverride>
   </w:num>
-  <w:num w:numId="14">
-    <w:abstractNumId w:val="8"/>
+  <w:num w:numId="248">
+    <w:abstractNumId w:val="242"/>
     <w:lvlOverride w:ilvl="0">
       <w:startOverride w:val="1"/>
     </w:lvlOverride>
   </w:num>
-  <w:num w:numId="15">
-    <w:abstractNumId w:val="9"/>
+  <w:num w:numId="249">
+    <w:abstractNumId w:val="243"/>
     <w:lvlOverride w:ilvl="0">
       <w:startOverride w:val="1"/>
     </w:lvlOverride>
   </w:num>
-  <w:num w:numId="16">
-    <w:abstractNumId w:val="10"/>
+  <w:num w:numId="250">
+    <w:abstractNumId w:val="244"/>
     <w:lvlOverride w:ilvl="0">
       <w:startOverride w:val="1"/>
     </w:lvlOverride>

--- a/chapters/exports/04-monitoring.docx
+++ b/chapters/exports/04-monitoring.docx
@@ -379,7 +379,7 @@
       <w:r>
         <w:t xml:space="preserve">. Utilizing metrics without a measurement system or situation assessment is like building a house without a blueprint (see </w:t>
       </w:r>
-      <w:hyperlink w:history="1" r:id="rIdcbumf7qt1if3jrrfrknno">
+      <w:hyperlink w:history="1" r:id="rIdwsofmfjguwfqqcdlfv_jw">
         <w:r>
           <w:rPr>
             <w:rStyle w:val="Hyperlink"/>
@@ -409,7 +409,7 @@
       <w:r>
         <w:t xml:space="preserve">. Create results chains from your interventions to project outcomes. For more details on results chains, see the </w:t>
       </w:r>
-      <w:hyperlink w:history="1" r:id="rIdafehkgyyh-_kqaluptqdr">
+      <w:hyperlink w:history="1" r:id="rIdzx6irdvivs6xk0dttn39l">
         <w:r>
           <w:rPr>
             <w:rStyle w:val="Hyperlink"/>
@@ -420,7 +420,7 @@
       <w:r>
         <w:t xml:space="preserve"> chapter and the </w:t>
       </w:r>
-      <w:hyperlink w:history="1" r:id="rIdmfyi_bfofyveubxyyo3cq">
+      <w:hyperlink w:history="1" r:id="rId1afliq_tfgcpzcpniahbm">
         <w:r>
           <w:rPr>
             <w:rStyle w:val="Hyperlink"/>
@@ -963,7 +963,7 @@
           <w:numId w:val="249"/>
         </w:numPr>
       </w:pPr>
-      <w:hyperlink w:history="1" r:id="rIduwmqeo4beokwfh3ru_lqw">
+      <w:hyperlink w:history="1" r:id="rIdirrmb270t5v1ta1t8dmfu">
         <w:r>
           <w:rPr>
             <w:rStyle w:val="Hyperlink"/>
@@ -1016,7 +1016,7 @@
           <w:numId w:val="250"/>
         </w:numPr>
       </w:pPr>
-      <w:hyperlink w:history="1" r:id="rId80dhmr_mm2qfmmnfyivxp">
+      <w:hyperlink w:history="1" r:id="rId-v1wph2nfnrly6huzupzi">
         <w:r>
           <w:rPr>
             <w:b/>
@@ -1038,7 +1038,7 @@
           <w:numId w:val="250"/>
         </w:numPr>
       </w:pPr>
-      <w:hyperlink w:history="1" r:id="rIdp2c7_tyqqxb5xd86z08dk">
+      <w:hyperlink w:history="1" r:id="rIdsowlyvm5qoe71pz20rd8c">
         <w:r>
           <w:rPr>
             <w:b/>
@@ -1133,7 +1133,7 @@
       <w:r>
         <w:t xml:space="preserve">. Conservation Measures Partnership. </w:t>
       </w:r>
-      <w:hyperlink w:history="1" r:id="rIdouisy_i31xypcdkvqtbxr">
+      <w:hyperlink w:history="1" r:id="rIdb36xh0rzxozvygv6-zk-p">
         <w:r>
           <w:rPr>
             <w:rStyle w:val="Hyperlink"/>
@@ -1166,7 +1166,7 @@
       <w:r>
         <w:t xml:space="preserve">(1), 77. </w:t>
       </w:r>
-      <w:hyperlink w:history="1" r:id="rIdn6yxmtdzczjfiwvxvchlk">
+      <w:hyperlink w:history="1" r:id="rIdyppkk-3m7g-oyn9wy1kag">
         <w:r>
           <w:rPr>
             <w:rStyle w:val="Hyperlink"/>
@@ -1214,7 +1214,7 @@
       <w:r>
         <w:t xml:space="preserve">, 101484. </w:t>
       </w:r>
-      <w:hyperlink w:history="1" r:id="rIdn0jyju7xa8_hier3a6zby">
+      <w:hyperlink w:history="1" r:id="rIdtrnhcj2rvd8ms0u3age4s">
         <w:r>
           <w:rPr>
             <w:rStyle w:val="Hyperlink"/>
@@ -1237,7 +1237,7 @@
       <w:r>
         <w:t xml:space="preserve">. 3point Geospatial. </w:t>
       </w:r>
-      <w:hyperlink w:history="1" r:id="rIdb3zevsz4zqqvlhpdoplub">
+      <w:hyperlink w:history="1" r:id="rIdwn0ae-kk1i58ve9kqlvyl">
         <w:r>
           <w:rPr>
             <w:rStyle w:val="Hyperlink"/>

--- a/chapters/exports/04-monitoring.docx
+++ b/chapters/exports/04-monitoring.docx
@@ -379,7 +379,7 @@
       <w:r>
         <w:t xml:space="preserve">. Utilizing metrics without a measurement system or situation assessment is like building a house without a blueprint (see </w:t>
       </w:r>
-      <w:hyperlink w:history="1" r:id="rIdwsofmfjguwfqqcdlfv_jw">
+      <w:hyperlink w:history="1" r:id="rIdjd8hmnaxq2ulhonsc7rmu">
         <w:r>
           <w:rPr>
             <w:rStyle w:val="Hyperlink"/>
@@ -409,7 +409,7 @@
       <w:r>
         <w:t xml:space="preserve">. Create results chains from your interventions to project outcomes. For more details on results chains, see the </w:t>
       </w:r>
-      <w:hyperlink w:history="1" r:id="rIdzx6irdvivs6xk0dttn39l">
+      <w:hyperlink w:history="1" r:id="rId3yjz_aq37aym2o-0ff_zq">
         <w:r>
           <w:rPr>
             <w:rStyle w:val="Hyperlink"/>
@@ -420,7 +420,7 @@
       <w:r>
         <w:t xml:space="preserve"> chapter and the </w:t>
       </w:r>
-      <w:hyperlink w:history="1" r:id="rId1afliq_tfgcpzcpniahbm">
+      <w:hyperlink w:history="1" r:id="rId3-imklv67wsc0mm-sldbc">
         <w:r>
           <w:rPr>
             <w:rStyle w:val="Hyperlink"/>
@@ -963,7 +963,7 @@
           <w:numId w:val="249"/>
         </w:numPr>
       </w:pPr>
-      <w:hyperlink w:history="1" r:id="rIdirrmb270t5v1ta1t8dmfu">
+      <w:hyperlink w:history="1" r:id="rId-xmac5y8bpl461pn510nj">
         <w:r>
           <w:rPr>
             <w:rStyle w:val="Hyperlink"/>
@@ -1016,7 +1016,7 @@
           <w:numId w:val="250"/>
         </w:numPr>
       </w:pPr>
-      <w:hyperlink w:history="1" r:id="rId-v1wph2nfnrly6huzupzi">
+      <w:hyperlink w:history="1" r:id="rId5pd2baazhxsjijj4zpd9j">
         <w:r>
           <w:rPr>
             <w:b/>
@@ -1038,7 +1038,7 @@
           <w:numId w:val="250"/>
         </w:numPr>
       </w:pPr>
-      <w:hyperlink w:history="1" r:id="rIdsowlyvm5qoe71pz20rd8c">
+      <w:hyperlink w:history="1" r:id="rIdipci7m9zphr3i0on-rswl">
         <w:r>
           <w:rPr>
             <w:b/>
@@ -1133,7 +1133,7 @@
       <w:r>
         <w:t xml:space="preserve">. Conservation Measures Partnership. </w:t>
       </w:r>
-      <w:hyperlink w:history="1" r:id="rIdb36xh0rzxozvygv6-zk-p">
+      <w:hyperlink w:history="1" r:id="rIde3qn1ll8zciaa8hyqh-su">
         <w:r>
           <w:rPr>
             <w:rStyle w:val="Hyperlink"/>
@@ -1166,7 +1166,7 @@
       <w:r>
         <w:t xml:space="preserve">(1), 77. </w:t>
       </w:r>
-      <w:hyperlink w:history="1" r:id="rIdyppkk-3m7g-oyn9wy1kag">
+      <w:hyperlink w:history="1" r:id="rIdlcpmsx7_s6qncsx0cnxtd">
         <w:r>
           <w:rPr>
             <w:rStyle w:val="Hyperlink"/>
@@ -1214,7 +1214,7 @@
       <w:r>
         <w:t xml:space="preserve">, 101484. </w:t>
       </w:r>
-      <w:hyperlink w:history="1" r:id="rIdtrnhcj2rvd8ms0u3age4s">
+      <w:hyperlink w:history="1" r:id="rIdp0nt182an7g7uoa4xuprz">
         <w:r>
           <w:rPr>
             <w:rStyle w:val="Hyperlink"/>
@@ -1237,7 +1237,7 @@
       <w:r>
         <w:t xml:space="preserve">. 3point Geospatial. </w:t>
       </w:r>
-      <w:hyperlink w:history="1" r:id="rIdwn0ae-kk1i58ve9kqlvyl">
+      <w:hyperlink w:history="1" r:id="rIdopuzheooq2obuxavtiqke">
         <w:r>
           <w:rPr>
             <w:rStyle w:val="Hyperlink"/>

--- a/chapters/exports/04-monitoring.docx
+++ b/chapters/exports/04-monitoring.docx
@@ -379,7 +379,7 @@
       <w:r>
         <w:t xml:space="preserve">. Utilizing metrics without a measurement system or situation assessment is like building a house without a blueprint (see </w:t>
       </w:r>
-      <w:hyperlink w:history="1" r:id="rIdjd8hmnaxq2ulhonsc7rmu">
+      <w:hyperlink w:history="1" r:id="rIdcxzng5mc0gpcebghapt85">
         <w:r>
           <w:rPr>
             <w:rStyle w:val="Hyperlink"/>
@@ -409,7 +409,7 @@
       <w:r>
         <w:t xml:space="preserve">. Create results chains from your interventions to project outcomes. For more details on results chains, see the </w:t>
       </w:r>
-      <w:hyperlink w:history="1" r:id="rId3yjz_aq37aym2o-0ff_zq">
+      <w:hyperlink w:history="1" r:id="rIdtn7bgcev95tl4q72mvnlr">
         <w:r>
           <w:rPr>
             <w:rStyle w:val="Hyperlink"/>
@@ -420,7 +420,7 @@
       <w:r>
         <w:t xml:space="preserve"> chapter and the </w:t>
       </w:r>
-      <w:hyperlink w:history="1" r:id="rId3-imklv67wsc0mm-sldbc">
+      <w:hyperlink w:history="1" r:id="rIdobkelpomg1cpxt-xq6opn">
         <w:r>
           <w:rPr>
             <w:rStyle w:val="Hyperlink"/>
@@ -963,7 +963,7 @@
           <w:numId w:val="249"/>
         </w:numPr>
       </w:pPr>
-      <w:hyperlink w:history="1" r:id="rId-xmac5y8bpl461pn510nj">
+      <w:hyperlink w:history="1" r:id="rIddjhvydo7b5fdiywp4detf">
         <w:r>
           <w:rPr>
             <w:rStyle w:val="Hyperlink"/>
@@ -1016,7 +1016,7 @@
           <w:numId w:val="250"/>
         </w:numPr>
       </w:pPr>
-      <w:hyperlink w:history="1" r:id="rId5pd2baazhxsjijj4zpd9j">
+      <w:hyperlink w:history="1" r:id="rId4s9pvf-freiy3by6wo-h7">
         <w:r>
           <w:rPr>
             <w:b/>
@@ -1038,7 +1038,7 @@
           <w:numId w:val="250"/>
         </w:numPr>
       </w:pPr>
-      <w:hyperlink w:history="1" r:id="rIdipci7m9zphr3i0on-rswl">
+      <w:hyperlink w:history="1" r:id="rId2ej42jdqxzhpgpdzndiu5">
         <w:r>
           <w:rPr>
             <w:b/>
@@ -1133,7 +1133,7 @@
       <w:r>
         <w:t xml:space="preserve">. Conservation Measures Partnership. </w:t>
       </w:r>
-      <w:hyperlink w:history="1" r:id="rIde3qn1ll8zciaa8hyqh-su">
+      <w:hyperlink w:history="1" r:id="rIdr8ngmq2zdoakglhtdckix">
         <w:r>
           <w:rPr>
             <w:rStyle w:val="Hyperlink"/>
@@ -1166,7 +1166,7 @@
       <w:r>
         <w:t xml:space="preserve">(1), 77. </w:t>
       </w:r>
-      <w:hyperlink w:history="1" r:id="rIdlcpmsx7_s6qncsx0cnxtd">
+      <w:hyperlink w:history="1" r:id="rIdwryomxldmtwqtbctqllw7">
         <w:r>
           <w:rPr>
             <w:rStyle w:val="Hyperlink"/>
@@ -1214,7 +1214,7 @@
       <w:r>
         <w:t xml:space="preserve">, 101484. </w:t>
       </w:r>
-      <w:hyperlink w:history="1" r:id="rIdp0nt182an7g7uoa4xuprz">
+      <w:hyperlink w:history="1" r:id="rId5segzlqxvzjhw65h2avlu">
         <w:r>
           <w:rPr>
             <w:rStyle w:val="Hyperlink"/>
@@ -1237,7 +1237,7 @@
       <w:r>
         <w:t xml:space="preserve">. 3point Geospatial. </w:t>
       </w:r>
-      <w:hyperlink w:history="1" r:id="rIdopuzheooq2obuxavtiqke">
+      <w:hyperlink w:history="1" r:id="rIdfshcxft-9vzapzghsg4le">
         <w:r>
           <w:rPr>
             <w:rStyle w:val="Hyperlink"/>

--- a/chapters/exports/04-monitoring.docx
+++ b/chapters/exports/04-monitoring.docx
@@ -379,7 +379,7 @@
       <w:r>
         <w:t xml:space="preserve">. Utilizing metrics without a measurement system or situation assessment is like building a house without a blueprint (see </w:t>
       </w:r>
-      <w:hyperlink w:history="1" r:id="rIdcxzng5mc0gpcebghapt85">
+      <w:hyperlink w:history="1" r:id="rIddet9ay21clw6oft4naspb">
         <w:r>
           <w:rPr>
             <w:rStyle w:val="Hyperlink"/>
@@ -409,7 +409,7 @@
       <w:r>
         <w:t xml:space="preserve">. Create results chains from your interventions to project outcomes. For more details on results chains, see the </w:t>
       </w:r>
-      <w:hyperlink w:history="1" r:id="rIdtn7bgcev95tl4q72mvnlr">
+      <w:hyperlink w:history="1" r:id="rIdljoucwcqxa5zp9luaxr2x">
         <w:r>
           <w:rPr>
             <w:rStyle w:val="Hyperlink"/>
@@ -420,7 +420,7 @@
       <w:r>
         <w:t xml:space="preserve"> chapter and the </w:t>
       </w:r>
-      <w:hyperlink w:history="1" r:id="rIdobkelpomg1cpxt-xq6opn">
+      <w:hyperlink w:history="1" r:id="rId822-f4vdqealkdl3yztdd">
         <w:r>
           <w:rPr>
             <w:rStyle w:val="Hyperlink"/>
@@ -963,7 +963,7 @@
           <w:numId w:val="249"/>
         </w:numPr>
       </w:pPr>
-      <w:hyperlink w:history="1" r:id="rIddjhvydo7b5fdiywp4detf">
+      <w:hyperlink w:history="1" r:id="rIdcb2scjgrexlozitrvywrv">
         <w:r>
           <w:rPr>
             <w:rStyle w:val="Hyperlink"/>
@@ -1016,7 +1016,7 @@
           <w:numId w:val="250"/>
         </w:numPr>
       </w:pPr>
-      <w:hyperlink w:history="1" r:id="rId4s9pvf-freiy3by6wo-h7">
+      <w:hyperlink w:history="1" r:id="rIdltw24uy6vepwyxayxz9dv">
         <w:r>
           <w:rPr>
             <w:b/>
@@ -1038,7 +1038,7 @@
           <w:numId w:val="250"/>
         </w:numPr>
       </w:pPr>
-      <w:hyperlink w:history="1" r:id="rId2ej42jdqxzhpgpdzndiu5">
+      <w:hyperlink w:history="1" r:id="rIdmwedtccbo52e3umeiqemc">
         <w:r>
           <w:rPr>
             <w:b/>
@@ -1133,7 +1133,7 @@
       <w:r>
         <w:t xml:space="preserve">. Conservation Measures Partnership. </w:t>
       </w:r>
-      <w:hyperlink w:history="1" r:id="rIdr8ngmq2zdoakglhtdckix">
+      <w:hyperlink w:history="1" r:id="rIdhu39o-npsr-luzsa2st7h">
         <w:r>
           <w:rPr>
             <w:rStyle w:val="Hyperlink"/>
@@ -1166,7 +1166,7 @@
       <w:r>
         <w:t xml:space="preserve">(1), 77. </w:t>
       </w:r>
-      <w:hyperlink w:history="1" r:id="rIdwryomxldmtwqtbctqllw7">
+      <w:hyperlink w:history="1" r:id="rIdphhjaas9jkoufin25qy1s">
         <w:r>
           <w:rPr>
             <w:rStyle w:val="Hyperlink"/>
@@ -1214,7 +1214,7 @@
       <w:r>
         <w:t xml:space="preserve">, 101484. </w:t>
       </w:r>
-      <w:hyperlink w:history="1" r:id="rId5segzlqxvzjhw65h2avlu">
+      <w:hyperlink w:history="1" r:id="rIdfug_cofqsmxzhjap8k5rr">
         <w:r>
           <w:rPr>
             <w:rStyle w:val="Hyperlink"/>
@@ -1237,7 +1237,7 @@
       <w:r>
         <w:t xml:space="preserve">. 3point Geospatial. </w:t>
       </w:r>
-      <w:hyperlink w:history="1" r:id="rIdfshcxft-9vzapzghsg4le">
+      <w:hyperlink w:history="1" r:id="rIdtakxku616baaxzvqjt1yr">
         <w:r>
           <w:rPr>
             <w:rStyle w:val="Hyperlink"/>

--- a/chapters/exports/04-monitoring.docx
+++ b/chapters/exports/04-monitoring.docx
@@ -379,7 +379,7 @@
       <w:r>
         <w:t xml:space="preserve">. Utilizing metrics without a measurement system or situation assessment is like building a house without a blueprint (see </w:t>
       </w:r>
-      <w:hyperlink w:history="1" r:id="rIddet9ay21clw6oft4naspb">
+      <w:hyperlink w:history="1" r:id="rIdqrb24ikwo_4nhkqi03q8r">
         <w:r>
           <w:rPr>
             <w:rStyle w:val="Hyperlink"/>
@@ -409,7 +409,7 @@
       <w:r>
         <w:t xml:space="preserve">. Create results chains from your interventions to project outcomes. For more details on results chains, see the </w:t>
       </w:r>
-      <w:hyperlink w:history="1" r:id="rIdljoucwcqxa5zp9luaxr2x">
+      <w:hyperlink w:history="1" r:id="rIda2xdvb0niymwywsamwtir">
         <w:r>
           <w:rPr>
             <w:rStyle w:val="Hyperlink"/>
@@ -420,7 +420,7 @@
       <w:r>
         <w:t xml:space="preserve"> chapter and the </w:t>
       </w:r>
-      <w:hyperlink w:history="1" r:id="rId822-f4vdqealkdl3yztdd">
+      <w:hyperlink w:history="1" r:id="rIdotpthmtjuehbqkmtdq_us">
         <w:r>
           <w:rPr>
             <w:rStyle w:val="Hyperlink"/>
@@ -963,7 +963,7 @@
           <w:numId w:val="249"/>
         </w:numPr>
       </w:pPr>
-      <w:hyperlink w:history="1" r:id="rIdcb2scjgrexlozitrvywrv">
+      <w:hyperlink w:history="1" r:id="rIdwxojb3wtg0aeoxw-dafdy">
         <w:r>
           <w:rPr>
             <w:rStyle w:val="Hyperlink"/>
@@ -1016,7 +1016,7 @@
           <w:numId w:val="250"/>
         </w:numPr>
       </w:pPr>
-      <w:hyperlink w:history="1" r:id="rIdltw24uy6vepwyxayxz9dv">
+      <w:hyperlink w:history="1" r:id="rIdzhnyaymlbw6-khffcwzh7">
         <w:r>
           <w:rPr>
             <w:b/>
@@ -1038,7 +1038,7 @@
           <w:numId w:val="250"/>
         </w:numPr>
       </w:pPr>
-      <w:hyperlink w:history="1" r:id="rIdmwedtccbo52e3umeiqemc">
+      <w:hyperlink w:history="1" r:id="rIdqe5zj_qio9zzfk90g7dde">
         <w:r>
           <w:rPr>
             <w:b/>
@@ -1133,7 +1133,7 @@
       <w:r>
         <w:t xml:space="preserve">. Conservation Measures Partnership. </w:t>
       </w:r>
-      <w:hyperlink w:history="1" r:id="rIdhu39o-npsr-luzsa2st7h">
+      <w:hyperlink w:history="1" r:id="rIdubbhu3ws8ilk4gksd24a8">
         <w:r>
           <w:rPr>
             <w:rStyle w:val="Hyperlink"/>
@@ -1166,7 +1166,7 @@
       <w:r>
         <w:t xml:space="preserve">(1), 77. </w:t>
       </w:r>
-      <w:hyperlink w:history="1" r:id="rIdphhjaas9jkoufin25qy1s">
+      <w:hyperlink w:history="1" r:id="rIdx8jqvizzmfe1pfu0ymace">
         <w:r>
           <w:rPr>
             <w:rStyle w:val="Hyperlink"/>
@@ -1214,7 +1214,7 @@
       <w:r>
         <w:t xml:space="preserve">, 101484. </w:t>
       </w:r>
-      <w:hyperlink w:history="1" r:id="rIdfug_cofqsmxzhjap8k5rr">
+      <w:hyperlink w:history="1" r:id="rIdxptuzwsri6sn-j0wrsmwx">
         <w:r>
           <w:rPr>
             <w:rStyle w:val="Hyperlink"/>
@@ -1237,7 +1237,7 @@
       <w:r>
         <w:t xml:space="preserve">. 3point Geospatial. </w:t>
       </w:r>
-      <w:hyperlink w:history="1" r:id="rIdtakxku616baaxzvqjt1yr">
+      <w:hyperlink w:history="1" r:id="rIdvz-ltcurl-0wyfbla-jrh">
         <w:r>
           <w:rPr>
             <w:rStyle w:val="Hyperlink"/>

--- a/chapters/exports/04-monitoring.docx
+++ b/chapters/exports/04-monitoring.docx
@@ -160,7 +160,7 @@
         <w:pStyle w:val="ListParagraph"/>
         <w:numPr>
           <w:ilvl w:val="0"/>
-          <w:numId w:val="245"/>
+          <w:numId w:val="248"/>
         </w:numPr>
       </w:pPr>
       <w:r>
@@ -179,7 +179,7 @@
         <w:pStyle w:val="ListParagraph"/>
         <w:numPr>
           <w:ilvl w:val="0"/>
-          <w:numId w:val="245"/>
+          <w:numId w:val="248"/>
         </w:numPr>
       </w:pPr>
       <w:r>
@@ -198,7 +198,7 @@
         <w:pStyle w:val="ListParagraph"/>
         <w:numPr>
           <w:ilvl w:val="0"/>
-          <w:numId w:val="245"/>
+          <w:numId w:val="248"/>
         </w:numPr>
       </w:pPr>
       <w:r>
@@ -217,7 +217,7 @@
         <w:pStyle w:val="ListParagraph"/>
         <w:numPr>
           <w:ilvl w:val="0"/>
-          <w:numId w:val="245"/>
+          <w:numId w:val="248"/>
         </w:numPr>
       </w:pPr>
       <w:r>
@@ -236,7 +236,7 @@
         <w:pStyle w:val="ListParagraph"/>
         <w:numPr>
           <w:ilvl w:val="0"/>
-          <w:numId w:val="245"/>
+          <w:numId w:val="248"/>
         </w:numPr>
       </w:pPr>
       <w:r>
@@ -268,7 +268,7 @@
         <w:pStyle w:val="ListParagraph"/>
         <w:numPr>
           <w:ilvl w:val="0"/>
-          <w:numId w:val="246"/>
+          <w:numId w:val="249"/>
         </w:numPr>
       </w:pPr>
       <w:r>
@@ -280,7 +280,7 @@
         <w:pStyle w:val="ListParagraph"/>
         <w:numPr>
           <w:ilvl w:val="0"/>
-          <w:numId w:val="246"/>
+          <w:numId w:val="249"/>
         </w:numPr>
       </w:pPr>
       <w:r>
@@ -292,7 +292,7 @@
         <w:pStyle w:val="ListParagraph"/>
         <w:numPr>
           <w:ilvl w:val="0"/>
-          <w:numId w:val="246"/>
+          <w:numId w:val="249"/>
         </w:numPr>
       </w:pPr>
       <w:r>
@@ -304,7 +304,7 @@
         <w:pStyle w:val="ListParagraph"/>
         <w:numPr>
           <w:ilvl w:val="0"/>
-          <w:numId w:val="246"/>
+          <w:numId w:val="249"/>
         </w:numPr>
       </w:pPr>
       <w:r>
@@ -316,7 +316,7 @@
         <w:pStyle w:val="ListParagraph"/>
         <w:numPr>
           <w:ilvl w:val="0"/>
-          <w:numId w:val="246"/>
+          <w:numId w:val="249"/>
         </w:numPr>
       </w:pPr>
       <w:r>
@@ -328,7 +328,7 @@
         <w:pStyle w:val="ListParagraph"/>
         <w:numPr>
           <w:ilvl w:val="0"/>
-          <w:numId w:val="246"/>
+          <w:numId w:val="249"/>
         </w:numPr>
       </w:pPr>
       <w:r>
@@ -366,7 +366,7 @@
         <w:pStyle w:val="ListParagraph"/>
         <w:numPr>
           <w:ilvl w:val="0"/>
-          <w:numId w:val="247"/>
+          <w:numId w:val="250"/>
         </w:numPr>
       </w:pPr>
       <w:r>
@@ -379,7 +379,7 @@
       <w:r>
         <w:t xml:space="preserve">. Utilizing metrics without a measurement system or situation assessment is like building a house without a blueprint (see </w:t>
       </w:r>
-      <w:hyperlink w:history="1" r:id="rIdqrb24ikwo_4nhkqi03q8r">
+      <w:hyperlink w:history="1" r:id="rIdopw-yhbzsoyx8vgmrszez">
         <w:r>
           <w:rPr>
             <w:rStyle w:val="Hyperlink"/>
@@ -396,7 +396,7 @@
         <w:pStyle w:val="ListParagraph"/>
         <w:numPr>
           <w:ilvl w:val="0"/>
-          <w:numId w:val="247"/>
+          <w:numId w:val="250"/>
         </w:numPr>
       </w:pPr>
       <w:r>
@@ -409,7 +409,7 @@
       <w:r>
         <w:t xml:space="preserve">. Create results chains from your interventions to project outcomes. For more details on results chains, see the </w:t>
       </w:r>
-      <w:hyperlink w:history="1" r:id="rIda2xdvb0niymwywsamwtir">
+      <w:hyperlink w:history="1" r:id="rIdlqzvnncln3bdlfqfvd9nv">
         <w:r>
           <w:rPr>
             <w:rStyle w:val="Hyperlink"/>
@@ -420,7 +420,7 @@
       <w:r>
         <w:t xml:space="preserve"> chapter and the </w:t>
       </w:r>
-      <w:hyperlink w:history="1" r:id="rIdotpthmtjuehbqkmtdq_us">
+      <w:hyperlink w:history="1" r:id="rIdq2q6hnodoxxhbo3wsihaa">
         <w:r>
           <w:rPr>
             <w:rStyle w:val="Hyperlink"/>
@@ -437,7 +437,7 @@
         <w:pStyle w:val="ListParagraph"/>
         <w:numPr>
           <w:ilvl w:val="0"/>
-          <w:numId w:val="247"/>
+          <w:numId w:val="250"/>
         </w:numPr>
       </w:pPr>
       <w:r>
@@ -696,7 +696,7 @@
           <wp:inline distT="0" distB="0" distL="0" distR="0">
             <wp:extent cx="4000500" cy="2887614"/>
             <wp:effectExtent b="0" l="0" r="0" t="0"/>
-            <wp:docPr id="235" name="" descr="" title=""/>
+            <wp:docPr id="238" name="" descr="" title=""/>
             <wp:cNvGraphicFramePr>
               <a:graphicFrameLocks xmlns:a="http://schemas.openxmlformats.org/drawingml/2006/main" noChangeAspect="1"/>
             </wp:cNvGraphicFramePr>
@@ -776,7 +776,7 @@
         <w:pStyle w:val="ListParagraph"/>
         <w:numPr>
           <w:ilvl w:val="0"/>
-          <w:numId w:val="248"/>
+          <w:numId w:val="251"/>
         </w:numPr>
         <w:pBdr>
           <w:left w:val="double" w:color="5D85D0"/>
@@ -792,7 +792,7 @@
         <w:pStyle w:val="ListParagraph"/>
         <w:numPr>
           <w:ilvl w:val="0"/>
-          <w:numId w:val="248"/>
+          <w:numId w:val="251"/>
         </w:numPr>
       </w:pPr>
       <w:r>
@@ -804,7 +804,7 @@
         <w:pStyle w:val="ListParagraph"/>
         <w:numPr>
           <w:ilvl w:val="0"/>
-          <w:numId w:val="248"/>
+          <w:numId w:val="251"/>
         </w:numPr>
       </w:pPr>
       <w:r>
@@ -816,7 +816,7 @@
         <w:pStyle w:val="ListParagraph"/>
         <w:numPr>
           <w:ilvl w:val="0"/>
-          <w:numId w:val="248"/>
+          <w:numId w:val="251"/>
         </w:numPr>
       </w:pPr>
       <w:r>
@@ -838,7 +838,7 @@
           <wp:inline distT="0" distB="0" distL="0" distR="0">
             <wp:extent cx="4000500" cy="2668334"/>
             <wp:effectExtent b="0" l="0" r="0" t="0"/>
-            <wp:docPr id="236" name="" descr="" title=""/>
+            <wp:docPr id="239" name="" descr="" title=""/>
             <wp:cNvGraphicFramePr>
               <a:graphicFrameLocks xmlns:a="http://schemas.openxmlformats.org/drawingml/2006/main" noChangeAspect="1"/>
             </wp:cNvGraphicFramePr>
@@ -908,7 +908,7 @@
         <w:pStyle w:val="ListParagraph"/>
         <w:numPr>
           <w:ilvl w:val="0"/>
-          <w:numId w:val="249"/>
+          <w:numId w:val="252"/>
         </w:numPr>
         <w:pBdr>
           <w:left w:val="double" w:color="5D85D0"/>
@@ -924,7 +924,7 @@
         <w:pStyle w:val="ListParagraph"/>
         <w:numPr>
           <w:ilvl w:val="0"/>
-          <w:numId w:val="249"/>
+          <w:numId w:val="252"/>
         </w:numPr>
       </w:pPr>
       <w:r>
@@ -936,7 +936,7 @@
         <w:pStyle w:val="ListParagraph"/>
         <w:numPr>
           <w:ilvl w:val="0"/>
-          <w:numId w:val="249"/>
+          <w:numId w:val="252"/>
         </w:numPr>
       </w:pPr>
       <w:r>
@@ -948,7 +948,7 @@
         <w:pStyle w:val="ListParagraph"/>
         <w:numPr>
           <w:ilvl w:val="0"/>
-          <w:numId w:val="249"/>
+          <w:numId w:val="252"/>
         </w:numPr>
       </w:pPr>
       <w:r>
@@ -960,10 +960,10 @@
         <w:pStyle w:val="ListParagraph"/>
         <w:numPr>
           <w:ilvl w:val="0"/>
-          <w:numId w:val="249"/>
-        </w:numPr>
-      </w:pPr>
-      <w:hyperlink w:history="1" r:id="rIdwxojb3wtg0aeoxw-dafdy">
+          <w:numId w:val="252"/>
+        </w:numPr>
+      </w:pPr>
+      <w:hyperlink w:history="1" r:id="rId5iu9in726ufxxxv5yc7py">
         <w:r>
           <w:rPr>
             <w:rStyle w:val="Hyperlink"/>
@@ -980,7 +980,7 @@
         <w:pStyle w:val="ListParagraph"/>
         <w:numPr>
           <w:ilvl w:val="0"/>
-          <w:numId w:val="249"/>
+          <w:numId w:val="252"/>
         </w:numPr>
       </w:pPr>
       <w:r>
@@ -992,7 +992,7 @@
         <w:pStyle w:val="ListParagraph"/>
         <w:numPr>
           <w:ilvl w:val="0"/>
-          <w:numId w:val="249"/>
+          <w:numId w:val="252"/>
         </w:numPr>
       </w:pPr>
       <w:r>
@@ -1013,10 +1013,10 @@
         <w:pStyle w:val="ListParagraph"/>
         <w:numPr>
           <w:ilvl w:val="0"/>
-          <w:numId w:val="250"/>
-        </w:numPr>
-      </w:pPr>
-      <w:hyperlink w:history="1" r:id="rIdzhnyaymlbw6-khffcwzh7">
+          <w:numId w:val="253"/>
+        </w:numPr>
+      </w:pPr>
+      <w:hyperlink w:history="1" r:id="rIdeib8tg_oofcg__zgfixcb">
         <w:r>
           <w:rPr>
             <w:b/>
@@ -1035,10 +1035,10 @@
         <w:pStyle w:val="ListParagraph"/>
         <w:numPr>
           <w:ilvl w:val="0"/>
-          <w:numId w:val="250"/>
-        </w:numPr>
-      </w:pPr>
-      <w:hyperlink w:history="1" r:id="rIdqe5zj_qio9zzfk90g7dde">
+          <w:numId w:val="253"/>
+        </w:numPr>
+      </w:pPr>
+      <w:hyperlink w:history="1" r:id="rIdziq9hgtrw-7cm3twiprcx">
         <w:r>
           <w:rPr>
             <w:b/>
@@ -1057,7 +1057,7 @@
         <w:pStyle w:val="ListParagraph"/>
         <w:numPr>
           <w:ilvl w:val="0"/>
-          <w:numId w:val="250"/>
+          <w:numId w:val="253"/>
         </w:numPr>
       </w:pPr>
       <w:r>
@@ -1082,7 +1082,7 @@
         <w:pStyle w:val="ListParagraph"/>
         <w:numPr>
           <w:ilvl w:val="0"/>
-          <w:numId w:val="250"/>
+          <w:numId w:val="253"/>
         </w:numPr>
       </w:pPr>
       <w:r>
@@ -1133,7 +1133,7 @@
       <w:r>
         <w:t xml:space="preserve">. Conservation Measures Partnership. </w:t>
       </w:r>
-      <w:hyperlink w:history="1" r:id="rIdubbhu3ws8ilk4gksd24a8">
+      <w:hyperlink w:history="1" r:id="rIdkcgfu4m7sw46bnrvdqiwe">
         <w:r>
           <w:rPr>
             <w:rStyle w:val="Hyperlink"/>
@@ -1166,7 +1166,7 @@
       <w:r>
         <w:t xml:space="preserve">(1), 77. </w:t>
       </w:r>
-      <w:hyperlink w:history="1" r:id="rIdx8jqvizzmfe1pfu0ymace">
+      <w:hyperlink w:history="1" r:id="rIdekphai5l_-s0opq9cn46b">
         <w:r>
           <w:rPr>
             <w:rStyle w:val="Hyperlink"/>
@@ -1214,7 +1214,7 @@
       <w:r>
         <w:t xml:space="preserve">, 101484. </w:t>
       </w:r>
-      <w:hyperlink w:history="1" r:id="rIdxptuzwsri6sn-j0wrsmwx">
+      <w:hyperlink w:history="1" r:id="rIdtcv6romivic1teret2i_k">
         <w:r>
           <w:rPr>
             <w:rStyle w:val="Hyperlink"/>
@@ -1237,7 +1237,7 @@
       <w:r>
         <w:t xml:space="preserve">. 3point Geospatial. </w:t>
       </w:r>
-      <w:hyperlink w:history="1" r:id="rIdvz-ltcurl-0wyfbla-jrh">
+      <w:hyperlink w:history="1" r:id="rIdeomiduqzllgdtysftrxne">
         <w:r>
           <w:rPr>
             <w:rStyle w:val="Hyperlink"/>
@@ -1276,7 +1276,7 @@
         <wp:inline distT="0" distB="0" distL="0" distR="0">
           <wp:extent cx="608542" cy="105833"/>
           <wp:effectExtent b="0" l="0" r="0" t="0"/>
-          <wp:docPr id="237" name="" descr="" title=""/>
+          <wp:docPr id="240" name="" descr="" title=""/>
           <wp:cNvGraphicFramePr>
             <a:graphicFrameLocks xmlns:a="http://schemas.openxmlformats.org/drawingml/2006/main" noChangeAspect="1"/>
           </wp:cNvGraphicFramePr>
@@ -1354,339 +1354,87 @@
 
 <file path=word/numbering.xml><?xml version="1.0" encoding="utf-8"?>
 <w:numbering xmlns:wpc="http://schemas.microsoft.com/office/word/2010/wordprocessingCanvas" xmlns:mc="http://schemas.openxmlformats.org/markup-compatibility/2006" xmlns:o="urn:schemas-microsoft-com:office:office" xmlns:r="http://schemas.openxmlformats.org/officeDocument/2006/relationships" xmlns:m="http://schemas.openxmlformats.org/officeDocument/2006/math" xmlns:v="urn:schemas-microsoft-com:vml" xmlns:wp14="http://schemas.microsoft.com/office/word/2010/wordprocessingDrawing" xmlns:wp="http://schemas.openxmlformats.org/drawingml/2006/wordprocessingDrawing" xmlns:w10="urn:schemas-microsoft-com:office:word" xmlns:w="http://schemas.openxmlformats.org/wordprocessingml/2006/main" xmlns:w14="http://schemas.microsoft.com/office/word/2010/wordml" xmlns:w15="http://schemas.microsoft.com/office/word/2012/wordml" xmlns:wpg="http://schemas.microsoft.com/office/word/2010/wordprocessingGroup" xmlns:wpi="http://schemas.microsoft.com/office/word/2010/wordprocessingInk" xmlns:wne="http://schemas.microsoft.com/office/word/2006/wordml" xmlns:wps="http://schemas.microsoft.com/office/word/2010/wordprocessingShape" mc:Ignorable="w14 w15 wp14">
-  <w:abstractNum w:abstractNumId="238" w15:restartNumberingAfterBreak="0">
-    <w:multiLevelType w:val="hybridMultilevel"/>
-    <w:lvl w:ilvl="0" w15:tentative="1">
-      <w:start w:val="1"/>
-      <w:numFmt w:val="bullet"/>
-      <w:lvlText w:val="●"/>
-      <w:lvlJc w:val="left"/>
-      <w:pPr>
-        <w:ind w:left="720" w:hanging="360"/>
-      </w:pPr>
-    </w:lvl>
-    <w:lvl w:ilvl="1" w15:tentative="1">
-      <w:start w:val="1"/>
-      <w:numFmt w:val="bullet"/>
-      <w:lvlText w:val="○"/>
-      <w:lvlJc w:val="left"/>
-      <w:pPr>
-        <w:ind w:left="1440" w:hanging="360"/>
-      </w:pPr>
-    </w:lvl>
-    <w:lvl w:ilvl="2" w15:tentative="1">
-      <w:start w:val="1"/>
-      <w:numFmt w:val="bullet"/>
-      <w:lvlText w:val="■"/>
-      <w:lvlJc w:val="left"/>
-      <w:pPr>
-        <w:ind w:left="2160" w:hanging="360"/>
-      </w:pPr>
-    </w:lvl>
-    <w:lvl w:ilvl="3" w15:tentative="1">
-      <w:start w:val="1"/>
-      <w:numFmt w:val="bullet"/>
-      <w:lvlText w:val="●"/>
-      <w:lvlJc w:val="left"/>
-      <w:pPr>
-        <w:ind w:left="2880" w:hanging="360"/>
-      </w:pPr>
-    </w:lvl>
-    <w:lvl w:ilvl="4" w15:tentative="1">
-      <w:start w:val="1"/>
-      <w:numFmt w:val="bullet"/>
-      <w:lvlText w:val="○"/>
-      <w:lvlJc w:val="left"/>
-      <w:pPr>
-        <w:ind w:left="3600" w:hanging="360"/>
-      </w:pPr>
-    </w:lvl>
-    <w:lvl w:ilvl="5" w15:tentative="1">
-      <w:start w:val="1"/>
-      <w:numFmt w:val="bullet"/>
-      <w:lvlText w:val="■"/>
-      <w:lvlJc w:val="left"/>
-      <w:pPr>
-        <w:ind w:left="4320" w:hanging="360"/>
-      </w:pPr>
-    </w:lvl>
-    <w:lvl w:ilvl="6" w15:tentative="1">
-      <w:start w:val="1"/>
-      <w:numFmt w:val="bullet"/>
-      <w:lvlText w:val="●"/>
-      <w:lvlJc w:val="left"/>
-      <w:pPr>
-        <w:ind w:left="5040" w:hanging="360"/>
-      </w:pPr>
-    </w:lvl>
-    <w:lvl w:ilvl="7" w15:tentative="1">
-      <w:start w:val="1"/>
-      <w:numFmt w:val="bullet"/>
-      <w:lvlText w:val="●"/>
-      <w:lvlJc w:val="left"/>
-      <w:pPr>
-        <w:ind w:left="5760" w:hanging="360"/>
-      </w:pPr>
-    </w:lvl>
-    <w:lvl w:ilvl="8" w15:tentative="1">
-      <w:start w:val="1"/>
-      <w:numFmt w:val="bullet"/>
-      <w:lvlText w:val="●"/>
-      <w:lvlJc w:val="left"/>
-      <w:pPr>
-        <w:ind w:left="6480" w:hanging="360"/>
-      </w:pPr>
-    </w:lvl>
-  </w:abstractNum>
-  <w:abstractNum w:abstractNumId="239" w15:restartNumberingAfterBreak="0">
-    <w:multiLevelType w:val="hybridMultilevel"/>
-    <w:lvl w:ilvl="0" w15:tentative="1">
-      <w:start w:val="1"/>
-      <w:numFmt w:val="bullet"/>
-      <w:lvlText w:val="●"/>
-      <w:lvlJc w:val="start"/>
-      <w:pPr>
-        <w:ind w:left="720" w:hanging="259"/>
-      </w:pPr>
-    </w:lvl>
-    <w:lvl w:ilvl="1" w15:tentative="1">
-      <w:start w:val="1"/>
-      <w:numFmt w:val="bullet"/>
-      <w:lvlText w:val="○"/>
-      <w:lvlJc w:val="start"/>
-      <w:pPr>
-        <w:ind w:left="1440" w:hanging="259"/>
-      </w:pPr>
-    </w:lvl>
-    <w:lvl w:ilvl="2" w15:tentative="1">
-      <w:start w:val="1"/>
-      <w:numFmt w:val="bullet"/>
-      <w:lvlText w:val="■"/>
-      <w:lvlJc w:val="start"/>
-      <w:pPr>
-        <w:ind w:left="2160" w:hanging="259"/>
-      </w:pPr>
-    </w:lvl>
-    <w:lvl w:ilvl="3" w15:tentative="1">
-      <w:start w:val="1"/>
-      <w:numFmt w:val="bullet"/>
-      <w:lvlText w:val="●"/>
-      <w:lvlJc w:val="start"/>
-      <w:pPr>
-        <w:ind w:left="2880" w:hanging="259"/>
-      </w:pPr>
-    </w:lvl>
-    <w:lvl w:ilvl="4" w15:tentative="1">
-      <w:start w:val="1"/>
-      <w:numFmt w:val="bullet"/>
-      <w:lvlText w:val="○"/>
-      <w:lvlJc w:val="start"/>
-      <w:pPr>
-        <w:ind w:left="3600" w:hanging="259"/>
-      </w:pPr>
-    </w:lvl>
-    <w:lvl w:ilvl="5" w15:tentative="1">
-      <w:start w:val="1"/>
-      <w:numFmt w:val="bullet"/>
-      <w:lvlText w:val="■"/>
-      <w:lvlJc w:val="start"/>
-      <w:pPr>
-        <w:ind w:left="4320" w:hanging="259"/>
-      </w:pPr>
-    </w:lvl>
-    <w:lvl w:ilvl="6" w15:tentative="1">
-      <w:start w:val="1"/>
-      <w:numFmt w:val="bullet"/>
-      <w:lvlText w:val="●"/>
-      <w:lvlJc w:val="start"/>
-      <w:pPr>
-        <w:ind w:left="5040" w:hanging="259"/>
-      </w:pPr>
-    </w:lvl>
-    <w:lvl w:ilvl="7" w15:tentative="1">
-      <w:start w:val="1"/>
-      <w:numFmt w:val="bullet"/>
-      <w:lvlText w:val="○"/>
-      <w:lvlJc w:val="start"/>
-      <w:pPr>
-        <w:ind w:left="5760" w:hanging="259"/>
-      </w:pPr>
-    </w:lvl>
-    <w:lvl w:ilvl="8" w15:tentative="1">
-      <w:start w:val="1"/>
-      <w:numFmt w:val="bullet"/>
-      <w:lvlText w:val="■"/>
-      <w:lvlJc w:val="start"/>
-      <w:pPr>
-        <w:ind w:left="6480" w:hanging="259"/>
-      </w:pPr>
-    </w:lvl>
-  </w:abstractNum>
-  <w:abstractNum w:abstractNumId="240" w15:restartNumberingAfterBreak="0">
-    <w:multiLevelType w:val="hybridMultilevel"/>
-    <w:lvl w:ilvl="0" w15:tentative="1">
-      <w:start w:val="1"/>
-      <w:numFmt w:val="bullet"/>
-      <w:lvlText w:val="●"/>
-      <w:lvlJc w:val="start"/>
-      <w:pPr>
-        <w:ind w:left="720" w:hanging="259"/>
-      </w:pPr>
-    </w:lvl>
-    <w:lvl w:ilvl="1" w15:tentative="1">
-      <w:start w:val="1"/>
-      <w:numFmt w:val="bullet"/>
-      <w:lvlText w:val="○"/>
-      <w:lvlJc w:val="start"/>
-      <w:pPr>
-        <w:ind w:left="1440" w:hanging="259"/>
-      </w:pPr>
-    </w:lvl>
-    <w:lvl w:ilvl="2" w15:tentative="1">
-      <w:start w:val="1"/>
-      <w:numFmt w:val="bullet"/>
-      <w:lvlText w:val="■"/>
-      <w:lvlJc w:val="start"/>
-      <w:pPr>
-        <w:ind w:left="2160" w:hanging="259"/>
-      </w:pPr>
-    </w:lvl>
-    <w:lvl w:ilvl="3" w15:tentative="1">
-      <w:start w:val="1"/>
-      <w:numFmt w:val="bullet"/>
-      <w:lvlText w:val="●"/>
-      <w:lvlJc w:val="start"/>
-      <w:pPr>
-        <w:ind w:left="2880" w:hanging="259"/>
-      </w:pPr>
-    </w:lvl>
-    <w:lvl w:ilvl="4" w15:tentative="1">
-      <w:start w:val="1"/>
-      <w:numFmt w:val="bullet"/>
-      <w:lvlText w:val="○"/>
-      <w:lvlJc w:val="start"/>
-      <w:pPr>
-        <w:ind w:left="3600" w:hanging="259"/>
-      </w:pPr>
-    </w:lvl>
-    <w:lvl w:ilvl="5" w15:tentative="1">
-      <w:start w:val="1"/>
-      <w:numFmt w:val="bullet"/>
-      <w:lvlText w:val="■"/>
-      <w:lvlJc w:val="start"/>
-      <w:pPr>
-        <w:ind w:left="4320" w:hanging="259"/>
-      </w:pPr>
-    </w:lvl>
-    <w:lvl w:ilvl="6" w15:tentative="1">
-      <w:start w:val="1"/>
-      <w:numFmt w:val="bullet"/>
-      <w:lvlText w:val="●"/>
-      <w:lvlJc w:val="start"/>
-      <w:pPr>
-        <w:ind w:left="5040" w:hanging="259"/>
-      </w:pPr>
-    </w:lvl>
-    <w:lvl w:ilvl="7" w15:tentative="1">
-      <w:start w:val="1"/>
-      <w:numFmt w:val="bullet"/>
-      <w:lvlText w:val="○"/>
-      <w:lvlJc w:val="start"/>
-      <w:pPr>
-        <w:ind w:left="5760" w:hanging="259"/>
-      </w:pPr>
-    </w:lvl>
-    <w:lvl w:ilvl="8" w15:tentative="1">
-      <w:start w:val="1"/>
-      <w:numFmt w:val="bullet"/>
-      <w:lvlText w:val="■"/>
-      <w:lvlJc w:val="start"/>
-      <w:pPr>
-        <w:ind w:left="6480" w:hanging="259"/>
-      </w:pPr>
-    </w:lvl>
-  </w:abstractNum>
   <w:abstractNum w:abstractNumId="241" w15:restartNumberingAfterBreak="0">
     <w:multiLevelType w:val="hybridMultilevel"/>
     <w:lvl w:ilvl="0" w15:tentative="1">
       <w:start w:val="1"/>
       <w:numFmt w:val="bullet"/>
       <w:lvlText w:val="●"/>
-      <w:lvlJc w:val="start"/>
-      <w:pPr>
-        <w:ind w:left="720" w:hanging="259"/>
+      <w:lvlJc w:val="left"/>
+      <w:pPr>
+        <w:ind w:left="720" w:hanging="360"/>
       </w:pPr>
     </w:lvl>
     <w:lvl w:ilvl="1" w15:tentative="1">
       <w:start w:val="1"/>
       <w:numFmt w:val="bullet"/>
       <w:lvlText w:val="○"/>
-      <w:lvlJc w:val="start"/>
-      <w:pPr>
-        <w:ind w:left="1440" w:hanging="259"/>
+      <w:lvlJc w:val="left"/>
+      <w:pPr>
+        <w:ind w:left="1440" w:hanging="360"/>
       </w:pPr>
     </w:lvl>
     <w:lvl w:ilvl="2" w15:tentative="1">
       <w:start w:val="1"/>
       <w:numFmt w:val="bullet"/>
       <w:lvlText w:val="■"/>
-      <w:lvlJc w:val="start"/>
-      <w:pPr>
-        <w:ind w:left="2160" w:hanging="259"/>
+      <w:lvlJc w:val="left"/>
+      <w:pPr>
+        <w:ind w:left="2160" w:hanging="360"/>
       </w:pPr>
     </w:lvl>
     <w:lvl w:ilvl="3" w15:tentative="1">
       <w:start w:val="1"/>
       <w:numFmt w:val="bullet"/>
       <w:lvlText w:val="●"/>
-      <w:lvlJc w:val="start"/>
-      <w:pPr>
-        <w:ind w:left="2880" w:hanging="259"/>
+      <w:lvlJc w:val="left"/>
+      <w:pPr>
+        <w:ind w:left="2880" w:hanging="360"/>
       </w:pPr>
     </w:lvl>
     <w:lvl w:ilvl="4" w15:tentative="1">
       <w:start w:val="1"/>
       <w:numFmt w:val="bullet"/>
       <w:lvlText w:val="○"/>
-      <w:lvlJc w:val="start"/>
-      <w:pPr>
-        <w:ind w:left="3600" w:hanging="259"/>
+      <w:lvlJc w:val="left"/>
+      <w:pPr>
+        <w:ind w:left="3600" w:hanging="360"/>
       </w:pPr>
     </w:lvl>
     <w:lvl w:ilvl="5" w15:tentative="1">
       <w:start w:val="1"/>
       <w:numFmt w:val="bullet"/>
       <w:lvlText w:val="■"/>
-      <w:lvlJc w:val="start"/>
-      <w:pPr>
-        <w:ind w:left="4320" w:hanging="259"/>
+      <w:lvlJc w:val="left"/>
+      <w:pPr>
+        <w:ind w:left="4320" w:hanging="360"/>
       </w:pPr>
     </w:lvl>
     <w:lvl w:ilvl="6" w15:tentative="1">
       <w:start w:val="1"/>
       <w:numFmt w:val="bullet"/>
       <w:lvlText w:val="●"/>
-      <w:lvlJc w:val="start"/>
-      <w:pPr>
-        <w:ind w:left="5040" w:hanging="259"/>
+      <w:lvlJc w:val="left"/>
+      <w:pPr>
+        <w:ind w:left="5040" w:hanging="360"/>
       </w:pPr>
     </w:lvl>
     <w:lvl w:ilvl="7" w15:tentative="1">
       <w:start w:val="1"/>
       <w:numFmt w:val="bullet"/>
-      <w:lvlText w:val="○"/>
-      <w:lvlJc w:val="start"/>
-      <w:pPr>
-        <w:ind w:left="5760" w:hanging="259"/>
+      <w:lvlText w:val="●"/>
+      <w:lvlJc w:val="left"/>
+      <w:pPr>
+        <w:ind w:left="5760" w:hanging="360"/>
       </w:pPr>
     </w:lvl>
     <w:lvl w:ilvl="8" w15:tentative="1">
       <w:start w:val="1"/>
       <w:numFmt w:val="bullet"/>
-      <w:lvlText w:val="■"/>
-      <w:lvlJc w:val="start"/>
-      <w:pPr>
-        <w:ind w:left="6480" w:hanging="259"/>
+      <w:lvlText w:val="●"/>
+      <w:lvlJc w:val="left"/>
+      <w:pPr>
+        <w:ind w:left="6480" w:hanging="360"/>
       </w:pPr>
     </w:lvl>
   </w:abstractNum>
@@ -1694,8 +1442,8 @@
     <w:multiLevelType w:val="hybridMultilevel"/>
     <w:lvl w:ilvl="0" w15:tentative="1">
       <w:start w:val="1"/>
-      <w:numFmt w:val="decimal"/>
-      <w:lvlText w:val="%1."/>
+      <w:numFmt w:val="bullet"/>
+      <w:lvlText w:val="●"/>
       <w:lvlJc w:val="start"/>
       <w:pPr>
         <w:ind w:left="720" w:hanging="259"/>
@@ -1703,8 +1451,8 @@
     </w:lvl>
     <w:lvl w:ilvl="1" w15:tentative="1">
       <w:start w:val="1"/>
-      <w:numFmt w:val="lowerLetter"/>
-      <w:lvlText w:val="%2."/>
+      <w:numFmt w:val="bullet"/>
+      <w:lvlText w:val="○"/>
       <w:lvlJc w:val="start"/>
       <w:pPr>
         <w:ind w:left="1440" w:hanging="259"/>
@@ -1712,8 +1460,8 @@
     </w:lvl>
     <w:lvl w:ilvl="2" w15:tentative="1">
       <w:start w:val="1"/>
-      <w:numFmt w:val="lowerRoman"/>
-      <w:lvlText w:val="%3."/>
+      <w:numFmt w:val="bullet"/>
+      <w:lvlText w:val="■"/>
       <w:lvlJc w:val="start"/>
       <w:pPr>
         <w:ind w:left="2160" w:hanging="259"/>
@@ -1721,8 +1469,8 @@
     </w:lvl>
     <w:lvl w:ilvl="3" w15:tentative="1">
       <w:start w:val="1"/>
-      <w:numFmt w:val="decimal"/>
-      <w:lvlText w:val="%4."/>
+      <w:numFmt w:val="bullet"/>
+      <w:lvlText w:val="●"/>
       <w:lvlJc w:val="start"/>
       <w:pPr>
         <w:ind w:left="2880" w:hanging="259"/>
@@ -1730,8 +1478,8 @@
     </w:lvl>
     <w:lvl w:ilvl="4" w15:tentative="1">
       <w:start w:val="1"/>
-      <w:numFmt w:val="lowerLetter"/>
-      <w:lvlText w:val="%5."/>
+      <w:numFmt w:val="bullet"/>
+      <w:lvlText w:val="○"/>
       <w:lvlJc w:val="start"/>
       <w:pPr>
         <w:ind w:left="3600" w:hanging="259"/>
@@ -1739,8 +1487,8 @@
     </w:lvl>
     <w:lvl w:ilvl="5" w15:tentative="1">
       <w:start w:val="1"/>
-      <w:numFmt w:val="lowerRoman"/>
-      <w:lvlText w:val="%6."/>
+      <w:numFmt w:val="bullet"/>
+      <w:lvlText w:val="■"/>
       <w:lvlJc w:val="start"/>
       <w:pPr>
         <w:ind w:left="4320" w:hanging="259"/>
@@ -1748,8 +1496,8 @@
     </w:lvl>
     <w:lvl w:ilvl="6" w15:tentative="1">
       <w:start w:val="1"/>
-      <w:numFmt w:val="decimal"/>
-      <w:lvlText w:val="%7."/>
+      <w:numFmt w:val="bullet"/>
+      <w:lvlText w:val="●"/>
       <w:lvlJc w:val="start"/>
       <w:pPr>
         <w:ind w:left="5040" w:hanging="259"/>
@@ -1757,8 +1505,8 @@
     </w:lvl>
     <w:lvl w:ilvl="7" w15:tentative="1">
       <w:start w:val="1"/>
-      <w:numFmt w:val="lowerLetter"/>
-      <w:lvlText w:val="%8."/>
+      <w:numFmt w:val="bullet"/>
+      <w:lvlText w:val="○"/>
       <w:lvlJc w:val="start"/>
       <w:pPr>
         <w:ind w:left="5760" w:hanging="259"/>
@@ -1766,8 +1514,8 @@
     </w:lvl>
     <w:lvl w:ilvl="8" w15:tentative="1">
       <w:start w:val="1"/>
-      <w:numFmt w:val="lowerRoman"/>
-      <w:lvlText w:val="%9."/>
+      <w:numFmt w:val="bullet"/>
+      <w:lvlText w:val="■"/>
       <w:lvlJc w:val="start"/>
       <w:pPr>
         <w:ind w:left="6480" w:hanging="259"/>
@@ -1778,8 +1526,8 @@
     <w:multiLevelType w:val="hybridMultilevel"/>
     <w:lvl w:ilvl="0" w15:tentative="1">
       <w:start w:val="1"/>
-      <w:numFmt w:val="decimal"/>
-      <w:lvlText w:val="%1."/>
+      <w:numFmt w:val="bullet"/>
+      <w:lvlText w:val="●"/>
       <w:lvlJc w:val="start"/>
       <w:pPr>
         <w:ind w:left="720" w:hanging="259"/>
@@ -1787,8 +1535,8 @@
     </w:lvl>
     <w:lvl w:ilvl="1" w15:tentative="1">
       <w:start w:val="1"/>
-      <w:numFmt w:val="lowerLetter"/>
-      <w:lvlText w:val="%2."/>
+      <w:numFmt w:val="bullet"/>
+      <w:lvlText w:val="○"/>
       <w:lvlJc w:val="start"/>
       <w:pPr>
         <w:ind w:left="1440" w:hanging="259"/>
@@ -1796,8 +1544,8 @@
     </w:lvl>
     <w:lvl w:ilvl="2" w15:tentative="1">
       <w:start w:val="1"/>
-      <w:numFmt w:val="lowerRoman"/>
-      <w:lvlText w:val="%3."/>
+      <w:numFmt w:val="bullet"/>
+      <w:lvlText w:val="■"/>
       <w:lvlJc w:val="start"/>
       <w:pPr>
         <w:ind w:left="2160" w:hanging="259"/>
@@ -1805,8 +1553,8 @@
     </w:lvl>
     <w:lvl w:ilvl="3" w15:tentative="1">
       <w:start w:val="1"/>
-      <w:numFmt w:val="decimal"/>
-      <w:lvlText w:val="%4."/>
+      <w:numFmt w:val="bullet"/>
+      <w:lvlText w:val="●"/>
       <w:lvlJc w:val="start"/>
       <w:pPr>
         <w:ind w:left="2880" w:hanging="259"/>
@@ -1814,8 +1562,8 @@
     </w:lvl>
     <w:lvl w:ilvl="4" w15:tentative="1">
       <w:start w:val="1"/>
-      <w:numFmt w:val="lowerLetter"/>
-      <w:lvlText w:val="%5."/>
+      <w:numFmt w:val="bullet"/>
+      <w:lvlText w:val="○"/>
       <w:lvlJc w:val="start"/>
       <w:pPr>
         <w:ind w:left="3600" w:hanging="259"/>
@@ -1823,8 +1571,8 @@
     </w:lvl>
     <w:lvl w:ilvl="5" w15:tentative="1">
       <w:start w:val="1"/>
-      <w:numFmt w:val="lowerRoman"/>
-      <w:lvlText w:val="%6."/>
+      <w:numFmt w:val="bullet"/>
+      <w:lvlText w:val="■"/>
       <w:lvlJc w:val="start"/>
       <w:pPr>
         <w:ind w:left="4320" w:hanging="259"/>
@@ -1832,8 +1580,8 @@
     </w:lvl>
     <w:lvl w:ilvl="6" w15:tentative="1">
       <w:start w:val="1"/>
-      <w:numFmt w:val="decimal"/>
-      <w:lvlText w:val="%7."/>
+      <w:numFmt w:val="bullet"/>
+      <w:lvlText w:val="●"/>
       <w:lvlJc w:val="start"/>
       <w:pPr>
         <w:ind w:left="5040" w:hanging="259"/>
@@ -1841,8 +1589,8 @@
     </w:lvl>
     <w:lvl w:ilvl="7" w15:tentative="1">
       <w:start w:val="1"/>
-      <w:numFmt w:val="lowerLetter"/>
-      <w:lvlText w:val="%8."/>
+      <w:numFmt w:val="bullet"/>
+      <w:lvlText w:val="○"/>
       <w:lvlJc w:val="start"/>
       <w:pPr>
         <w:ind w:left="5760" w:hanging="259"/>
@@ -1850,8 +1598,8 @@
     </w:lvl>
     <w:lvl w:ilvl="8" w15:tentative="1">
       <w:start w:val="1"/>
-      <w:numFmt w:val="lowerRoman"/>
-      <w:lvlText w:val="%9."/>
+      <w:numFmt w:val="bullet"/>
+      <w:lvlText w:val="■"/>
       <w:lvlJc w:val="start"/>
       <w:pPr>
         <w:ind w:left="6480" w:hanging="259"/>
@@ -1942,25 +1690,259 @@
       </w:pPr>
     </w:lvl>
   </w:abstractNum>
+  <w:abstractNum w:abstractNumId="245" w15:restartNumberingAfterBreak="0">
+    <w:multiLevelType w:val="hybridMultilevel"/>
+    <w:lvl w:ilvl="0" w15:tentative="1">
+      <w:start w:val="1"/>
+      <w:numFmt w:val="decimal"/>
+      <w:lvlText w:val="%1."/>
+      <w:lvlJc w:val="start"/>
+      <w:pPr>
+        <w:ind w:left="720" w:hanging="259"/>
+      </w:pPr>
+    </w:lvl>
+    <w:lvl w:ilvl="1" w15:tentative="1">
+      <w:start w:val="1"/>
+      <w:numFmt w:val="lowerLetter"/>
+      <w:lvlText w:val="%2."/>
+      <w:lvlJc w:val="start"/>
+      <w:pPr>
+        <w:ind w:left="1440" w:hanging="259"/>
+      </w:pPr>
+    </w:lvl>
+    <w:lvl w:ilvl="2" w15:tentative="1">
+      <w:start w:val="1"/>
+      <w:numFmt w:val="lowerRoman"/>
+      <w:lvlText w:val="%3."/>
+      <w:lvlJc w:val="start"/>
+      <w:pPr>
+        <w:ind w:left="2160" w:hanging="259"/>
+      </w:pPr>
+    </w:lvl>
+    <w:lvl w:ilvl="3" w15:tentative="1">
+      <w:start w:val="1"/>
+      <w:numFmt w:val="decimal"/>
+      <w:lvlText w:val="%4."/>
+      <w:lvlJc w:val="start"/>
+      <w:pPr>
+        <w:ind w:left="2880" w:hanging="259"/>
+      </w:pPr>
+    </w:lvl>
+    <w:lvl w:ilvl="4" w15:tentative="1">
+      <w:start w:val="1"/>
+      <w:numFmt w:val="lowerLetter"/>
+      <w:lvlText w:val="%5."/>
+      <w:lvlJc w:val="start"/>
+      <w:pPr>
+        <w:ind w:left="3600" w:hanging="259"/>
+      </w:pPr>
+    </w:lvl>
+    <w:lvl w:ilvl="5" w15:tentative="1">
+      <w:start w:val="1"/>
+      <w:numFmt w:val="lowerRoman"/>
+      <w:lvlText w:val="%6."/>
+      <w:lvlJc w:val="start"/>
+      <w:pPr>
+        <w:ind w:left="4320" w:hanging="259"/>
+      </w:pPr>
+    </w:lvl>
+    <w:lvl w:ilvl="6" w15:tentative="1">
+      <w:start w:val="1"/>
+      <w:numFmt w:val="decimal"/>
+      <w:lvlText w:val="%7."/>
+      <w:lvlJc w:val="start"/>
+      <w:pPr>
+        <w:ind w:left="5040" w:hanging="259"/>
+      </w:pPr>
+    </w:lvl>
+    <w:lvl w:ilvl="7" w15:tentative="1">
+      <w:start w:val="1"/>
+      <w:numFmt w:val="lowerLetter"/>
+      <w:lvlText w:val="%8."/>
+      <w:lvlJc w:val="start"/>
+      <w:pPr>
+        <w:ind w:left="5760" w:hanging="259"/>
+      </w:pPr>
+    </w:lvl>
+    <w:lvl w:ilvl="8" w15:tentative="1">
+      <w:start w:val="1"/>
+      <w:numFmt w:val="lowerRoman"/>
+      <w:lvlText w:val="%9."/>
+      <w:lvlJc w:val="start"/>
+      <w:pPr>
+        <w:ind w:left="6480" w:hanging="259"/>
+      </w:pPr>
+    </w:lvl>
+  </w:abstractNum>
+  <w:abstractNum w:abstractNumId="246" w15:restartNumberingAfterBreak="0">
+    <w:multiLevelType w:val="hybridMultilevel"/>
+    <w:lvl w:ilvl="0" w15:tentative="1">
+      <w:start w:val="1"/>
+      <w:numFmt w:val="decimal"/>
+      <w:lvlText w:val="%1."/>
+      <w:lvlJc w:val="start"/>
+      <w:pPr>
+        <w:ind w:left="720" w:hanging="259"/>
+      </w:pPr>
+    </w:lvl>
+    <w:lvl w:ilvl="1" w15:tentative="1">
+      <w:start w:val="1"/>
+      <w:numFmt w:val="lowerLetter"/>
+      <w:lvlText w:val="%2."/>
+      <w:lvlJc w:val="start"/>
+      <w:pPr>
+        <w:ind w:left="1440" w:hanging="259"/>
+      </w:pPr>
+    </w:lvl>
+    <w:lvl w:ilvl="2" w15:tentative="1">
+      <w:start w:val="1"/>
+      <w:numFmt w:val="lowerRoman"/>
+      <w:lvlText w:val="%3."/>
+      <w:lvlJc w:val="start"/>
+      <w:pPr>
+        <w:ind w:left="2160" w:hanging="259"/>
+      </w:pPr>
+    </w:lvl>
+    <w:lvl w:ilvl="3" w15:tentative="1">
+      <w:start w:val="1"/>
+      <w:numFmt w:val="decimal"/>
+      <w:lvlText w:val="%4."/>
+      <w:lvlJc w:val="start"/>
+      <w:pPr>
+        <w:ind w:left="2880" w:hanging="259"/>
+      </w:pPr>
+    </w:lvl>
+    <w:lvl w:ilvl="4" w15:tentative="1">
+      <w:start w:val="1"/>
+      <w:numFmt w:val="lowerLetter"/>
+      <w:lvlText w:val="%5."/>
+      <w:lvlJc w:val="start"/>
+      <w:pPr>
+        <w:ind w:left="3600" w:hanging="259"/>
+      </w:pPr>
+    </w:lvl>
+    <w:lvl w:ilvl="5" w15:tentative="1">
+      <w:start w:val="1"/>
+      <w:numFmt w:val="lowerRoman"/>
+      <w:lvlText w:val="%6."/>
+      <w:lvlJc w:val="start"/>
+      <w:pPr>
+        <w:ind w:left="4320" w:hanging="259"/>
+      </w:pPr>
+    </w:lvl>
+    <w:lvl w:ilvl="6" w15:tentative="1">
+      <w:start w:val="1"/>
+      <w:numFmt w:val="decimal"/>
+      <w:lvlText w:val="%7."/>
+      <w:lvlJc w:val="start"/>
+      <w:pPr>
+        <w:ind w:left="5040" w:hanging="259"/>
+      </w:pPr>
+    </w:lvl>
+    <w:lvl w:ilvl="7" w15:tentative="1">
+      <w:start w:val="1"/>
+      <w:numFmt w:val="lowerLetter"/>
+      <w:lvlText w:val="%8."/>
+      <w:lvlJc w:val="start"/>
+      <w:pPr>
+        <w:ind w:left="5760" w:hanging="259"/>
+      </w:pPr>
+    </w:lvl>
+    <w:lvl w:ilvl="8" w15:tentative="1">
+      <w:start w:val="1"/>
+      <w:numFmt w:val="lowerRoman"/>
+      <w:lvlText w:val="%9."/>
+      <w:lvlJc w:val="start"/>
+      <w:pPr>
+        <w:ind w:left="6480" w:hanging="259"/>
+      </w:pPr>
+    </w:lvl>
+  </w:abstractNum>
+  <w:abstractNum w:abstractNumId="247" w15:restartNumberingAfterBreak="0">
+    <w:multiLevelType w:val="hybridMultilevel"/>
+    <w:lvl w:ilvl="0" w15:tentative="1">
+      <w:start w:val="1"/>
+      <w:numFmt w:val="bullet"/>
+      <w:lvlText w:val="●"/>
+      <w:lvlJc w:val="start"/>
+      <w:pPr>
+        <w:ind w:left="720" w:hanging="259"/>
+      </w:pPr>
+    </w:lvl>
+    <w:lvl w:ilvl="1" w15:tentative="1">
+      <w:start w:val="1"/>
+      <w:numFmt w:val="bullet"/>
+      <w:lvlText w:val="○"/>
+      <w:lvlJc w:val="start"/>
+      <w:pPr>
+        <w:ind w:left="1440" w:hanging="259"/>
+      </w:pPr>
+    </w:lvl>
+    <w:lvl w:ilvl="2" w15:tentative="1">
+      <w:start w:val="1"/>
+      <w:numFmt w:val="bullet"/>
+      <w:lvlText w:val="■"/>
+      <w:lvlJc w:val="start"/>
+      <w:pPr>
+        <w:ind w:left="2160" w:hanging="259"/>
+      </w:pPr>
+    </w:lvl>
+    <w:lvl w:ilvl="3" w15:tentative="1">
+      <w:start w:val="1"/>
+      <w:numFmt w:val="bullet"/>
+      <w:lvlText w:val="●"/>
+      <w:lvlJc w:val="start"/>
+      <w:pPr>
+        <w:ind w:left="2880" w:hanging="259"/>
+      </w:pPr>
+    </w:lvl>
+    <w:lvl w:ilvl="4" w15:tentative="1">
+      <w:start w:val="1"/>
+      <w:numFmt w:val="bullet"/>
+      <w:lvlText w:val="○"/>
+      <w:lvlJc w:val="start"/>
+      <w:pPr>
+        <w:ind w:left="3600" w:hanging="259"/>
+      </w:pPr>
+    </w:lvl>
+    <w:lvl w:ilvl="5" w15:tentative="1">
+      <w:start w:val="1"/>
+      <w:numFmt w:val="bullet"/>
+      <w:lvlText w:val="■"/>
+      <w:lvlJc w:val="start"/>
+      <w:pPr>
+        <w:ind w:left="4320" w:hanging="259"/>
+      </w:pPr>
+    </w:lvl>
+    <w:lvl w:ilvl="6" w15:tentative="1">
+      <w:start w:val="1"/>
+      <w:numFmt w:val="bullet"/>
+      <w:lvlText w:val="●"/>
+      <w:lvlJc w:val="start"/>
+      <w:pPr>
+        <w:ind w:left="5040" w:hanging="259"/>
+      </w:pPr>
+    </w:lvl>
+    <w:lvl w:ilvl="7" w15:tentative="1">
+      <w:start w:val="1"/>
+      <w:numFmt w:val="bullet"/>
+      <w:lvlText w:val="○"/>
+      <w:lvlJc w:val="start"/>
+      <w:pPr>
+        <w:ind w:left="5760" w:hanging="259"/>
+      </w:pPr>
+    </w:lvl>
+    <w:lvl w:ilvl="8" w15:tentative="1">
+      <w:start w:val="1"/>
+      <w:numFmt w:val="bullet"/>
+      <w:lvlText w:val="■"/>
+      <w:lvlJc w:val="start"/>
+      <w:pPr>
+        <w:ind w:left="6480" w:hanging="259"/>
+      </w:pPr>
+    </w:lvl>
+  </w:abstractNum>
   <w:num w:numId="1">
-    <w:abstractNumId w:val="238"/>
-    <w:lvlOverride w:ilvl="0">
-      <w:startOverride w:val="1"/>
-    </w:lvlOverride>
-  </w:num>
-  <w:num w:numId="245">
-    <w:abstractNumId w:val="239"/>
-    <w:lvlOverride w:ilvl="0">
-      <w:startOverride w:val="1"/>
-    </w:lvlOverride>
-  </w:num>
-  <w:num w:numId="246">
-    <w:abstractNumId w:val="240"/>
-    <w:lvlOverride w:ilvl="0">
-      <w:startOverride w:val="1"/>
-    </w:lvlOverride>
-  </w:num>
-  <w:num w:numId="247">
     <w:abstractNumId w:val="241"/>
     <w:lvlOverride w:ilvl="0">
       <w:startOverride w:val="1"/>
@@ -1980,6 +1962,24 @@
   </w:num>
   <w:num w:numId="250">
     <w:abstractNumId w:val="244"/>
+    <w:lvlOverride w:ilvl="0">
+      <w:startOverride w:val="1"/>
+    </w:lvlOverride>
+  </w:num>
+  <w:num w:numId="251">
+    <w:abstractNumId w:val="245"/>
+    <w:lvlOverride w:ilvl="0">
+      <w:startOverride w:val="1"/>
+    </w:lvlOverride>
+  </w:num>
+  <w:num w:numId="252">
+    <w:abstractNumId w:val="246"/>
+    <w:lvlOverride w:ilvl="0">
+      <w:startOverride w:val="1"/>
+    </w:lvlOverride>
+  </w:num>
+  <w:num w:numId="253">
+    <w:abstractNumId w:val="247"/>
     <w:lvlOverride w:ilvl="0">
       <w:startOverride w:val="1"/>
     </w:lvlOverride>

--- a/chapters/exports/04-monitoring.docx
+++ b/chapters/exports/04-monitoring.docx
@@ -28,7 +28,7 @@
     </w:p>
     <w:p>
       <w:r>
-        <w:t xml:space="preserve">Monitoring, Evaluation, Accountability, and Learning (MEAL) is crucial for ensuring the effectiveness and success of projects, as well as long-term organizational and business viability. MEAL enables organizations to make informed decisions and adapt strategies in real time by</w:t>
+        <w:t xml:space="preserve">Monitoring, Evaluation, Accountability, and Learning (MEAL) is crucial to ensuring project effectiveness and long-term organizational and business viability. MEAL enables organizations to make informed decisions and adapt strategies in real time by</w:t>
       </w:r>
     </w:p>
     <w:p>
@@ -54,7 +54,7 @@
     <w:p>
       <w:r>
         <w:br/>
-        <w:t xml:space="preserve">This comprehensive approach helps identify and address issues early and fosters a culture of continuous improvement. Effective MEAL practices enhance accountability to stakeholders, ensure resources are used efficiently, and contribute to the overall sustainability and impact of projects. Despite the importance of MEAL, donors rarely provide adequate funding for it. Given this reality, you must find ways to implement MEAL with whatever resources—personnel, time, and budget—are available. This quick-step guide will get you started.</w:t>
+        <w:t xml:space="preserve">This comprehensive approach helps identify and address issues early and fosters a culture of continuous improvement. Effective MEAL practices enhance accountability to stakeholders, ensure resources are used efficiently, and contribute to projects’ overall sustainability and impact. Despite MEAL’s importance, donors rarely provide adequate funding for it. Given this reality, you must find ways to implement MEAL with whatever resources—personnel, time, and budget—are available. This quick-step guide will get you started.</w:t>
       </w:r>
     </w:p>
     <w:p/>
@@ -108,7 +108,7 @@
         <w:t xml:space="preserve">Evaluation</w:t>
       </w:r>
       <w:r>
-        <w:t xml:space="preserve"> assesses the effectiveness and impact of the project.</w:t>
+        <w:t xml:space="preserve"> assesses the project’s effectiveness and impact.</w:t>
       </w:r>
       <w:r>
         <w:br/>
@@ -123,7 +123,7 @@
         <w:t xml:space="preserve">Accountability</w:t>
       </w:r>
       <w:r>
-        <w:t xml:space="preserve"> ensures that the project is transparent and responsible to stakeholders.</w:t>
+        <w:t xml:space="preserve"> ensures that the project is transparent and accountable to stakeholders.</w:t>
       </w:r>
       <w:r>
         <w:br/>
@@ -160,7 +160,7 @@
         <w:pStyle w:val="ListParagraph"/>
         <w:numPr>
           <w:ilvl w:val="0"/>
-          <w:numId w:val="248"/>
+          <w:numId w:val="45"/>
         </w:numPr>
       </w:pPr>
       <w:r>
@@ -171,15 +171,15 @@
         <w:t xml:space="preserve">Big picture first</w:t>
       </w:r>
       <w:r>
-        <w:t xml:space="preserve">. There is a tendency to jump straight to metrics and indicators before developing a theory of change and programmatic goals and objectives. Monitoring plans should consider the big picture, so go through the process of developing the program strategy first. However, once created, feel free to change items, such as false assumptions or critical pathways that don’t reflect reality.</w:t>
-      </w:r>
-    </w:p>
-    <w:p>
-      <w:pPr>
-        <w:pStyle w:val="ListParagraph"/>
-        <w:numPr>
-          <w:ilvl w:val="0"/>
-          <w:numId w:val="248"/>
+        <w:t xml:space="preserve">. People tend to jump straight to metrics and indicators before developing a theory of change and programmatic goals and objectives. Monitoring plans should consider the big picture, so develop the program strategy first. However, once created, feel free to change items, such as false assumptions or critical pathways that don’t reflect reality.</w:t>
+      </w:r>
+    </w:p>
+    <w:p>
+      <w:pPr>
+        <w:pStyle w:val="ListParagraph"/>
+        <w:numPr>
+          <w:ilvl w:val="0"/>
+          <w:numId w:val="45"/>
         </w:numPr>
       </w:pPr>
       <w:r>
@@ -198,7 +198,7 @@
         <w:pStyle w:val="ListParagraph"/>
         <w:numPr>
           <w:ilvl w:val="0"/>
-          <w:numId w:val="248"/>
+          <w:numId w:val="45"/>
         </w:numPr>
       </w:pPr>
       <w:r>
@@ -209,15 +209,15 @@
         <w:t xml:space="preserve">Time to learn</w:t>
       </w:r>
       <w:r>
-        <w:t xml:space="preserve">. Build learning into our organizational culture. Plan a retreat to analyze results and write about project learning that you publish in blogs, posts, and journals. Build learning into project closing and developing new projects.</w:t>
-      </w:r>
-    </w:p>
-    <w:p>
-      <w:pPr>
-        <w:pStyle w:val="ListParagraph"/>
-        <w:numPr>
-          <w:ilvl w:val="0"/>
-          <w:numId w:val="248"/>
+        <w:t xml:space="preserve">. Build learning into our organizational culture. Plan a retreat to analyze results and write about project learning that you publish in blogs, posts, and journals. Build learning into project closeout and new project development.</w:t>
+      </w:r>
+    </w:p>
+    <w:p>
+      <w:pPr>
+        <w:pStyle w:val="ListParagraph"/>
+        <w:numPr>
+          <w:ilvl w:val="0"/>
+          <w:numId w:val="45"/>
         </w:numPr>
       </w:pPr>
       <w:r>
@@ -236,7 +236,7 @@
         <w:pStyle w:val="ListParagraph"/>
         <w:numPr>
           <w:ilvl w:val="0"/>
-          <w:numId w:val="248"/>
+          <w:numId w:val="45"/>
         </w:numPr>
       </w:pPr>
       <w:r>
@@ -247,7 +247,7 @@
         <w:t xml:space="preserve">Participatory research and measurement</w:t>
       </w:r>
       <w:r>
-        <w:t xml:space="preserve">. Partner with science-based organizations to increase your learning and expand capacity, or use citizen science to engage and connect the general public to your mission and collect data/demystify conservation science at the same time. Employing participatory approaches at all levels of evaluation also takes more time but makes for more meaningful, longer-lasting, and effective results in the long term.</w:t>
+        <w:t xml:space="preserve">. Partner with science-based organizations to increase your learning and expand capacity, or use citizen science to engage and connect the general public to your mission and collect data/demystify conservation science at the same time. Using participatory approaches at all levels of evaluation also takes more time but yields more meaningful, longer-lasting, and effective results in the long term.</w:t>
       </w:r>
     </w:p>
     <w:p>
@@ -260,15 +260,15 @@
     </w:p>
     <w:p>
       <w:r>
-        <w:t xml:space="preserve">Monitoring could be the subject written about the most but implemented the least in the nonprofit world. Why is this? The challenges involved give an insight:</w:t>
-      </w:r>
-    </w:p>
-    <w:p>
-      <w:pPr>
-        <w:pStyle w:val="ListParagraph"/>
-        <w:numPr>
-          <w:ilvl w:val="0"/>
-          <w:numId w:val="249"/>
+        <w:t xml:space="preserve">Monitoring may be the most written-about topic but the least implemented in the nonprofit world. Why is this? The challenges involved give an insight:</w:t>
+      </w:r>
+    </w:p>
+    <w:p>
+      <w:pPr>
+        <w:pStyle w:val="ListParagraph"/>
+        <w:numPr>
+          <w:ilvl w:val="0"/>
+          <w:numId w:val="46"/>
         </w:numPr>
       </w:pPr>
       <w:r>
@@ -280,7 +280,7 @@
         <w:pStyle w:val="ListParagraph"/>
         <w:numPr>
           <w:ilvl w:val="0"/>
-          <w:numId w:val="249"/>
+          <w:numId w:val="46"/>
         </w:numPr>
       </w:pPr>
       <w:r>
@@ -292,7 +292,7 @@
         <w:pStyle w:val="ListParagraph"/>
         <w:numPr>
           <w:ilvl w:val="0"/>
-          <w:numId w:val="249"/>
+          <w:numId w:val="46"/>
         </w:numPr>
       </w:pPr>
       <w:r>
@@ -304,7 +304,7 @@
         <w:pStyle w:val="ListParagraph"/>
         <w:numPr>
           <w:ilvl w:val="0"/>
-          <w:numId w:val="249"/>
+          <w:numId w:val="46"/>
         </w:numPr>
       </w:pPr>
       <w:r>
@@ -316,7 +316,7 @@
         <w:pStyle w:val="ListParagraph"/>
         <w:numPr>
           <w:ilvl w:val="0"/>
-          <w:numId w:val="249"/>
+          <w:numId w:val="46"/>
         </w:numPr>
       </w:pPr>
       <w:r>
@@ -328,7 +328,7 @@
         <w:pStyle w:val="ListParagraph"/>
         <w:numPr>
           <w:ilvl w:val="0"/>
-          <w:numId w:val="249"/>
+          <w:numId w:val="46"/>
         </w:numPr>
       </w:pPr>
       <w:r>
@@ -366,7 +366,7 @@
         <w:pStyle w:val="ListParagraph"/>
         <w:numPr>
           <w:ilvl w:val="0"/>
-          <w:numId w:val="250"/>
+          <w:numId w:val="47"/>
         </w:numPr>
       </w:pPr>
       <w:r>
@@ -379,7 +379,7 @@
       <w:r>
         <w:t xml:space="preserve">. Utilizing metrics without a measurement system or situation assessment is like building a house without a blueprint (see </w:t>
       </w:r>
-      <w:hyperlink w:history="1" r:id="rIdopw-yhbzsoyx8vgmrszez">
+      <w:hyperlink w:history="1" r:id="rIdg5l7ovgtt8fyw5sig1k6a">
         <w:r>
           <w:rPr>
             <w:rStyle w:val="Hyperlink"/>
@@ -388,15 +388,15 @@
         </w:r>
       </w:hyperlink>
       <w:r>
-        <w:t xml:space="preserve">). Start with a situation assessment and understand how you, your staff, team, and partners understand the current contextual situation of the system you’re working in and how your project interventions or business application will positively change that system. Do not just assume everyone gets what you’re going to do. For example, if you ask the ten people you work with to define restoration, you might get ten different responses. Memorializing the situation, debating the relationships, and sharing them reach that common understanding.</w:t>
-      </w:r>
-    </w:p>
-    <w:p>
-      <w:pPr>
-        <w:pStyle w:val="ListParagraph"/>
-        <w:numPr>
-          <w:ilvl w:val="0"/>
-          <w:numId w:val="250"/>
+        <w:t xml:space="preserve">). Start with a situation assessment and understand how you, your staff, team, and partners understand the current context of the system you’re working in, and how your project interventions or business application will positively change that system. Don’t assume everyone understands what you’re going to do. For example, if you ask the ten people you work with to define restoration, you might get ten different responses. Memorializing the situation, debating the relationships, and sharing them reach that common understanding.</w:t>
+      </w:r>
+    </w:p>
+    <w:p>
+      <w:pPr>
+        <w:pStyle w:val="ListParagraph"/>
+        <w:numPr>
+          <w:ilvl w:val="0"/>
+          <w:numId w:val="47"/>
         </w:numPr>
       </w:pPr>
       <w:r>
@@ -409,7 +409,7 @@
       <w:r>
         <w:t xml:space="preserve">. Create results chains from your interventions to project outcomes. For more details on results chains, see the </w:t>
       </w:r>
-      <w:hyperlink w:history="1" r:id="rIdlqzvnncln3bdlfqfvd9nv">
+      <w:hyperlink w:history="1" r:id="rIdoohv_vifkl63nt8lblk1t">
         <w:r>
           <w:rPr>
             <w:rStyle w:val="Hyperlink"/>
@@ -420,7 +420,7 @@
       <w:r>
         <w:t xml:space="preserve"> chapter and the </w:t>
       </w:r>
-      <w:hyperlink w:history="1" r:id="rIdq2q6hnodoxxhbo3wsihaa">
+      <w:hyperlink w:history="1" r:id="rId6avjkv_mjib9qg2rsyl_z">
         <w:r>
           <w:rPr>
             <w:rStyle w:val="Hyperlink"/>
@@ -437,7 +437,7 @@
         <w:pStyle w:val="ListParagraph"/>
         <w:numPr>
           <w:ilvl w:val="0"/>
-          <w:numId w:val="250"/>
+          <w:numId w:val="47"/>
         </w:numPr>
       </w:pPr>
       <w:r>
@@ -448,7 +448,7 @@
         <w:t xml:space="preserve">Metrics</w:t>
       </w:r>
       <w:r>
-        <w:t xml:space="preserve">. Once results chains are established, add how you will measure intermediate and long-term outcomes.</w:t>
+        <w:t xml:space="preserve">. Once you establish results chains, add how you will measure intermediate and long-term outcomes.</w:t>
       </w:r>
     </w:p>
     <w:p>
@@ -471,7 +471,7 @@
           <w:bCs/>
           <w:color w:val="FFFFFF"/>
         </w:rPr>
-        <w:t xml:space="preserve">Tip</w:t>
+        <w:t xml:space="preserve">Funder strategy</w:t>
       </w:r>
     </w:p>
     <w:p>
@@ -496,7 +496,7 @@
     </w:p>
     <w:p>
       <w:r>
-        <w:t xml:space="preserve">Review all your existing data sources, as well as free data sources, before you invest in any new data collection efforts. Organizations often collect relevant data that could be used for M&amp;E, but staff responsible for monitoring and evaluation must be made aware of it. For example, if you are seeking to measure return on investment (ROI), your finance team might already have information you can use to crunch ROI figures. Also, investigate open-source data, such as government and citizen scientist databases, before collecting more information. For example, a community forestry initiative seeking to gauge the fire resistance of a stand it manages could search available USGS datasets to find previous fires that may have impacted its site.</w:t>
+        <w:t xml:space="preserve">Review all existing data sources, as well as free data sources, before investing in new data collection efforts. Organizations often collect relevant data for M&amp;E, but staff responsible for monitoring and evaluation must know it exists. For example, if you are seeking to measure return on investment (ROI), your finance team might already have information you can use to crunch ROI figures. Also, investigate open-source data, such as government and citizen scientist databases, before collecting more information. For example, a community forestry initiative seeking to gauge the fire resistance of a stand it manages could search available USGS datasets to find previous fires that may have impacted its site.</w:t>
       </w:r>
     </w:p>
     <w:p>
@@ -533,12 +533,12 @@
         <w:t xml:space="preserve">Russell (2024)</w:t>
       </w:r>
       <w:r>
-        <w:t xml:space="preserve">. For instance, a conservation organization might use a mobile data app such as Survey123, QField, or Kobo Toolbox to collect real-time forest health indicators, utilize GIS software such as ArcGIS Pro and QGIS to analyze, and use cloud-based platforms to store data, eliminating manual data entry and paper-based reporting. App-based data collection also allows multiple users to collect and input data.</w:t>
-      </w:r>
-    </w:p>
-    <w:p>
-      <w:r>
-        <w:t xml:space="preserve">ArcGIS Survey 123, from ESRI, is a good example of a mobile app for field data collection and mapping. It can be customized to collect various forest metrics such as tree species, diameter at breast height (DBH), and tree condition, and this information can be fed directly into ArcGIS software. It is easy to use and synchs effortlessly to your desktop or online GIS software. However, it does require a subscription, which can be expensive for some organizations.</w:t>
+        <w:t xml:space="preserve">. For instance, a conservation organization might use a mobile data app such as Survey123, QField, or Kobo Toolbox to collect real-time forest health indicators, use GIS software such as ArcGIS Pro and QGIS to analyze data, and use cloud-based platforms to store it, eliminating manual data entry and paper-based reporting. App-based data collection also lets multiple users collect and enter data.</w:t>
+      </w:r>
+    </w:p>
+    <w:p>
+      <w:r>
+        <w:t xml:space="preserve">ArcGIS Survey 123, from ESRI, is a good example of a mobile app for field data collection and mapping. It can be customized to collect various forest metrics such as tree species, diameter at breast height (DBH), and tree condition, and this information can be fed directly into ArcGIS software. It is easy to use and syncs effortlessly to your desktop or online GIS software. However, it does require a subscription, which can be expensive for some organizations.</w:t>
       </w:r>
     </w:p>
     <w:p/>
@@ -556,7 +556,7 @@
           <w:bCs/>
           <w:color w:val="FFFFFF"/>
         </w:rPr>
-        <w:t xml:space="preserve">Emerging low-cost, high-tech monitoring options</w:t>
+        <w:t xml:space="preserve">Emerging low-cost, high-tech options</w:t>
       </w:r>
     </w:p>
     <w:p>
@@ -567,7 +567,7 @@
         <w:ind w:left="288" w:right="288"/>
       </w:pPr>
       <w:r>
-        <w:t xml:space="preserve">Traditional methods for monitoring forestry, ecology, and fuels can be expensive, time-consuming, and prone to errors when deployed at scale. Additionally, conventional methods can be slow to implement, limiting their usefulness in detecting new ecological changes, and they often do not provide data with enough precision or in a format that can be easily analyzed without extensive human systematization. Despite these limitations, many forest managers continue to use traditional methods because high-tech methods have historically been too costly to deploy. Fortunately, relevant technologies – including terrestrial laser scanning (TLS), unmanned aerial vehicles (UAVs), and light detection and ranging (LIDAR) systems – are rapidly becoming affordable options due to advancements in manufacturing processes, increased competition, and economies of scale.</w:t>
+        <w:t xml:space="preserve">Traditional methods for monitoring forestry, ecology, and fuels can be expensive, time-consuming, and error-prone when deployed at scale. Additionally, conventional methods can be slow to implement, limiting their usefulness in detecting new ecological changes, and they often do not provide data with enough precision or in a format that can be easily analyzed without extensive human systematization. Despite these limitations, many forest managers continue to use traditional methods because high-tech methods have historically been too costly to deploy. Fortunately, relevant technologies – including terrestrial laser scanning (TLS), unmanned aerial vehicles (UAVs), and light detection and ranging (LIDAR) systems – are rapidly becoming affordable options due to advancements in manufacturing processes, increased competition, and economies of scale.</w:t>
       </w:r>
     </w:p>
     <w:p>
@@ -578,7 +578,7 @@
         <w:ind w:left="288" w:right="288"/>
       </w:pPr>
       <w:r>
-        <w:t xml:space="preserve">USDA and USFWS researchers have successfully demonstrated using relatively low-cost (~25,000 USD), off-the-shelf TLS units like the Leica BLK360 for forest monitoring </w:t>
+        <w:t xml:space="preserve">USDA and USFWS researchers have successfully demonstrated the use of relatively low-cost (~25,000 USD), off-the-shelf TLS units like the Leica BLK360 for forest monitoring </w:t>
       </w:r>
       <w:r>
         <w:t xml:space="preserve">Pokswinski </w:t>
@@ -605,7 +605,7 @@
         <w:ind w:left="288" w:right="288"/>
       </w:pPr>
       <w:r>
-        <w:t xml:space="preserve">Other researchers have developed a very low-cost system (~1,500 USD) that integrates DJI Livox MID40 laser scanner with an off-the-shelf UAV, and evaluated its capability in estimating both individual tree-level and plot-level forest inventory attributes </w:t>
+        <w:t xml:space="preserve">Other researchers have developed a very low-cost system (~1,500 USD) that integrates a DJI Livox MID40 laser scanner with an off-the-shelf UAV and evaluated its capability to estimate both individual tree-level and plot-level forest inventory attributes </w:t>
       </w:r>
       <w:r>
         <w:t xml:space="preserve">Hu </w:t>
@@ -635,7 +635,7 @@
     </w:p>
     <w:p>
       <w:r>
-        <w:t xml:space="preserve">Consider training existing staff to build internal M&amp;E capacity, reducing your reliance on costly external consultants and service providers. By equipping staff with the necessary skills and knowledge, organizations can conduct M&amp;E activities in-house, saving costs and ensuring sustainability. A small non-profit organization might provide M&amp;E training workshops for its staff, empowering them to design surveys, analyze data, and generate reports independently, enhancing organizational efficiency and effectiveness.</w:t>
+        <w:t xml:space="preserve">Consider training existing staff to build internal M&amp;E capacity, reducing your reliance on costly external consultants and service providers. By equipping staff with the necessary skills and knowledge, organizations can conduct M&amp;E activities in-house, saving costs and ensuring sustainability. A small non-profit organization might offer M&amp;E training workshops for staff, empowering them to design surveys, analyze data, and generate reports independently, improving organizational efficiency and effectiveness.</w:t>
       </w:r>
     </w:p>
     <w:p>
@@ -661,12 +661,12 @@
     </w:p>
     <w:p>
       <w:r>
-        <w:t xml:space="preserve">Many funders don’t provide funding for monitoring, but they almost always require project reporting. Incorporating your measurement into reporting may help cover the costs. Educate the funders, too. For example, don’t let them require reporting on ‘acres and bucks’ and explain why those metrics are okay, but don’t tell the full picture about complex states such as forest health or resilience.</w:t>
-      </w:r>
-    </w:p>
-    <w:p>
-      <w:r>
-        <w:t xml:space="preserve">Going back to partnering with other organizations is critical here. For example, you could partner with a university on a research project. First, create a research agenda for your work to point researchers to what data and information you need (rather than them coming to you with pre-formed research). Academic researchers will want specific outcomes that might not connect with your data and outcomes needs, but they could help develop technology or collect some data you need.</w:t>
+        <w:t xml:space="preserve">Many funders don’t fund monitoring, but they almost always require project reporting. Incorporating your measurement into reporting may help cover the costs. Educate the funders, too. For example, don’t let them require reporting on ‘acres and bucks’ and explain why those metrics are okay, but don’t tell the full picture about complex states such as forest health or resilience.</w:t>
+      </w:r>
+    </w:p>
+    <w:p>
+      <w:r>
+        <w:t xml:space="preserve">Partnering with other organizations is critical here. For example, you could partner with a university on a research project. First, create a research agenda for your work to show researchers what data and information you need (rather than having them come to you with pre-formed research). Academic researchers will want specific outcomes that may not align with your data and outcome needs, but they could help develop technology or collect some of the data you need.</w:t>
       </w:r>
     </w:p>
     <w:p>
@@ -684,7 +684,7 @@
     </w:p>
     <w:p>
       <w:r>
-        <w:t xml:space="preserve">When I was at university, starting my senior or fourth year, I owned a simple red Honda Civic hatchback. It was plain but incredibly dependable and gas efficient. I never had a single-engine problem with that car, and it always started, even during the dark, cold months of winter when some autos from the 1970s and 80s rebelled and would not turn over in frigid northern US temperatures.</w:t>
+        <w:t xml:space="preserve">When I was at university, starting my senior or fourth year, I owned a simple red Honda Civic hatchback. It was plain but incredibly dependable and gas-efficient. I never had a single engine problem with that car, and it always started, even during the dark, cold months of winter when some autos from the 1970s and 80s rebelled and would not turn over in frigid northern US temperatures.</w:t>
       </w:r>
     </w:p>
     <w:p>
@@ -696,7 +696,7 @@
           <wp:inline distT="0" distB="0" distL="0" distR="0">
             <wp:extent cx="4000500" cy="2887614"/>
             <wp:effectExtent b="0" l="0" r="0" t="0"/>
-            <wp:docPr id="238" name="" descr="" title=""/>
+            <wp:docPr id="35" name="" descr="" title=""/>
             <wp:cNvGraphicFramePr>
               <a:graphicFrameLocks xmlns:a="http://schemas.openxmlformats.org/drawingml/2006/main" noChangeAspect="1"/>
             </wp:cNvGraphicFramePr>
@@ -734,12 +734,12 @@
     </w:p>
     <w:p>
       <w:r>
-        <w:t xml:space="preserve">On the other hand, you may need something equally dependable, affordable, and expansive, such as the workhorse minivan. A Civic will get you reliably where you need to go, whereas a min-van will do that and allow you to bring along your kids, their friends, and all their stuff. I rented a Kia minivan once when the rental agency at the San Diego airport ran out of cars. That thing was a rocket. I had it going 90 mph several times (don’t tell CHP) while driving through the Cleveland National Forest. Vroom vroom!</w:t>
-      </w:r>
-    </w:p>
-    <w:p>
-      <w:r>
-        <w:t xml:space="preserve">What is the absolute bare-bones, dependable monitoring system that could be implemented (Civic) vs. a more expansive version (Minivan)? We suggest a couple of examples in the pulldowns below. Both examples are hypothetical stand-thinning projects with prescribed fire applied periodically after thinning for maintenance. The project assumption is that thinning will lead to increased forest health and reduced high-intensity wildfires. Sometimes, you need a dependable Honda Civic:</w:t>
+        <w:t xml:space="preserve">On the other hand, you may need something equally dependable, affordable, and spacious, such as the workhorse minivan. A Civic will get you reliably where you need to go, whereas a minivan will do that and allow you to bring along your kids, their friends, and all their stuff. I rented a Kia minivan once when the rental agency at the San Diego airport ran out of cars. That thing was a rocket. I had it going 90 mph several times (don’t tell CHP) while driving through the Cleveland National Forest. Vroom vroom!</w:t>
+      </w:r>
+    </w:p>
+    <w:p>
+      <w:r>
+        <w:t xml:space="preserve">What is the absolute bare-bones, dependable monitoring system that could be implemented (Civic) vs. a more expansive version (Minivan)? We suggest a couple of examples in the pulldowns below. Both examples are hypothetical stand-thinning projects with prescribed fire applied periodically after thinning for maintenance. The project assumes thinning will improve forest health and reduce high-intensity wildfires. Sometimes, you need a dependable Honda Civic:</w:t>
       </w:r>
     </w:p>
     <w:p/>
@@ -776,7 +776,7 @@
         <w:pStyle w:val="ListParagraph"/>
         <w:numPr>
           <w:ilvl w:val="0"/>
-          <w:numId w:val="251"/>
+          <w:numId w:val="48"/>
         </w:numPr>
         <w:pBdr>
           <w:left w:val="double" w:color="5D85D0"/>
@@ -792,7 +792,7 @@
         <w:pStyle w:val="ListParagraph"/>
         <w:numPr>
           <w:ilvl w:val="0"/>
-          <w:numId w:val="251"/>
+          <w:numId w:val="48"/>
         </w:numPr>
       </w:pPr>
       <w:r>
@@ -804,7 +804,7 @@
         <w:pStyle w:val="ListParagraph"/>
         <w:numPr>
           <w:ilvl w:val="0"/>
-          <w:numId w:val="251"/>
+          <w:numId w:val="48"/>
         </w:numPr>
       </w:pPr>
       <w:r>
@@ -816,7 +816,7 @@
         <w:pStyle w:val="ListParagraph"/>
         <w:numPr>
           <w:ilvl w:val="0"/>
-          <w:numId w:val="251"/>
+          <w:numId w:val="48"/>
         </w:numPr>
       </w:pPr>
       <w:r>
@@ -838,7 +838,7 @@
           <wp:inline distT="0" distB="0" distL="0" distR="0">
             <wp:extent cx="4000500" cy="2668334"/>
             <wp:effectExtent b="0" l="0" r="0" t="0"/>
-            <wp:docPr id="239" name="" descr="" title=""/>
+            <wp:docPr id="36" name="" descr="" title=""/>
             <wp:cNvGraphicFramePr>
               <a:graphicFrameLocks xmlns:a="http://schemas.openxmlformats.org/drawingml/2006/main" noChangeAspect="1"/>
             </wp:cNvGraphicFramePr>
@@ -908,7 +908,7 @@
         <w:pStyle w:val="ListParagraph"/>
         <w:numPr>
           <w:ilvl w:val="0"/>
-          <w:numId w:val="252"/>
+          <w:numId w:val="49"/>
         </w:numPr>
         <w:pBdr>
           <w:left w:val="double" w:color="5D85D0"/>
@@ -924,7 +924,7 @@
         <w:pStyle w:val="ListParagraph"/>
         <w:numPr>
           <w:ilvl w:val="0"/>
-          <w:numId w:val="252"/>
+          <w:numId w:val="49"/>
         </w:numPr>
       </w:pPr>
       <w:r>
@@ -936,7 +936,7 @@
         <w:pStyle w:val="ListParagraph"/>
         <w:numPr>
           <w:ilvl w:val="0"/>
-          <w:numId w:val="252"/>
+          <w:numId w:val="49"/>
         </w:numPr>
       </w:pPr>
       <w:r>
@@ -948,7 +948,7 @@
         <w:pStyle w:val="ListParagraph"/>
         <w:numPr>
           <w:ilvl w:val="0"/>
-          <w:numId w:val="252"/>
+          <w:numId w:val="49"/>
         </w:numPr>
       </w:pPr>
       <w:r>
@@ -960,10 +960,10 @@
         <w:pStyle w:val="ListParagraph"/>
         <w:numPr>
           <w:ilvl w:val="0"/>
-          <w:numId w:val="252"/>
-        </w:numPr>
-      </w:pPr>
-      <w:hyperlink w:history="1" r:id="rId5iu9in726ufxxxv5yc7py">
+          <w:numId w:val="49"/>
+        </w:numPr>
+      </w:pPr>
+      <w:hyperlink w:history="1" r:id="rIdbqlof9an3i9w4xghwwgyv">
         <w:r>
           <w:rPr>
             <w:rStyle w:val="Hyperlink"/>
@@ -972,15 +972,15 @@
         </w:r>
       </w:hyperlink>
       <w:r>
-        <w:t xml:space="preserve"> IoT set up in stand to monitor birds and bats</w:t>
-      </w:r>
-    </w:p>
-    <w:p>
-      <w:pPr>
-        <w:pStyle w:val="ListParagraph"/>
-        <w:numPr>
-          <w:ilvl w:val="0"/>
-          <w:numId w:val="252"/>
+        <w:t xml:space="preserve"> IoT set up in a stand to monitor birds and bats</w:t>
+      </w:r>
+    </w:p>
+    <w:p>
+      <w:pPr>
+        <w:pStyle w:val="ListParagraph"/>
+        <w:numPr>
+          <w:ilvl w:val="0"/>
+          <w:numId w:val="49"/>
         </w:numPr>
       </w:pPr>
       <w:r>
@@ -992,7 +992,7 @@
         <w:pStyle w:val="ListParagraph"/>
         <w:numPr>
           <w:ilvl w:val="0"/>
-          <w:numId w:val="252"/>
+          <w:numId w:val="49"/>
         </w:numPr>
       </w:pPr>
       <w:r>
@@ -1013,10 +1013,10 @@
         <w:pStyle w:val="ListParagraph"/>
         <w:numPr>
           <w:ilvl w:val="0"/>
-          <w:numId w:val="253"/>
-        </w:numPr>
-      </w:pPr>
-      <w:hyperlink w:history="1" r:id="rIdeib8tg_oofcg__zgfixcb">
+          <w:numId w:val="50"/>
+        </w:numPr>
+      </w:pPr>
+      <w:hyperlink w:history="1" r:id="rIdkw5ntiezahb3miynh8lu_">
         <w:r>
           <w:rPr>
             <w:b/>
@@ -1027,18 +1027,18 @@
         </w:r>
       </w:hyperlink>
       <w:r>
-        <w:t xml:space="preserve">. A summary of how to develop the conservation standards within or among organizations. The recipes have some valuable sections for businesses but are nonprofit and agency-focused.</w:t>
-      </w:r>
-    </w:p>
-    <w:p>
-      <w:pPr>
-        <w:pStyle w:val="ListParagraph"/>
-        <w:numPr>
-          <w:ilvl w:val="0"/>
-          <w:numId w:val="253"/>
-        </w:numPr>
-      </w:pPr>
-      <w:hyperlink w:history="1" r:id="rIdziq9hgtrw-7cm3twiprcx">
+        <w:t xml:space="preserve">. A summary of how to develop the conservation standards within or among organizations. The recipes include valuable sections for businesses but are nonprofit- and agency-focused.</w:t>
+      </w:r>
+    </w:p>
+    <w:p>
+      <w:pPr>
+        <w:pStyle w:val="ListParagraph"/>
+        <w:numPr>
+          <w:ilvl w:val="0"/>
+          <w:numId w:val="50"/>
+        </w:numPr>
+      </w:pPr>
+      <w:hyperlink w:history="1" r:id="rIdlckax2xgxmkjatjmvkbnx">
         <w:r>
           <w:rPr>
             <w:b/>
@@ -1049,15 +1049,15 @@
         </w:r>
       </w:hyperlink>
       <w:r>
-        <w:t xml:space="preserve">. Pause and reflect is an organizational stop and step back to reflect on what you’re doing and why as well as an evaluation of how it’s going. This toolkit provides project leaders with a centralized collection of resources, enabling them to find everything they need to lead and support a pause and reflect process.</w:t>
-      </w:r>
-    </w:p>
-    <w:p>
-      <w:pPr>
-        <w:pStyle w:val="ListParagraph"/>
-        <w:numPr>
-          <w:ilvl w:val="0"/>
-          <w:numId w:val="253"/>
+        <w:t xml:space="preserve">. Pause and reflect is an organizational pause to reflect on what you’re doing and why, as well as to evaluate how it’s going. This toolkit provides project leaders with a centralized collection of resources, enabling them to find everything they need to lead and support a pause and reflect process.</w:t>
+      </w:r>
+    </w:p>
+    <w:p>
+      <w:pPr>
+        <w:pStyle w:val="ListParagraph"/>
+        <w:numPr>
+          <w:ilvl w:val="0"/>
+          <w:numId w:val="50"/>
         </w:numPr>
       </w:pPr>
       <w:r>
@@ -1068,7 +1068,7 @@
         <w:t xml:space="preserve">Measures of Success</w:t>
       </w:r>
       <w:r>
-        <w:t xml:space="preserve">. Practical guide (in English and Spanish) for designing, planning, and implementing conservation projects. The Spanish version can be found as a free download, and the English version is available for purchase from Island Press </w:t>
+        <w:t xml:space="preserve">. Practical guide (in English and Spanish) for designing, planning, and implementing conservation projects. The Spanish version is available as a free download, and the English version is available for purchase from Island Press </w:t>
       </w:r>
       <w:r>
         <w:t xml:space="preserve">Margoluis &amp; Salafsky (1998)</w:t>
@@ -1082,7 +1082,7 @@
         <w:pStyle w:val="ListParagraph"/>
         <w:numPr>
           <w:ilvl w:val="0"/>
-          <w:numId w:val="253"/>
+          <w:numId w:val="50"/>
         </w:numPr>
       </w:pPr>
       <w:r>
@@ -1096,7 +1096,7 @@
         <w:t xml:space="preserve">Open Standards for the Practice of Conservation</w:t>
       </w:r>
       <w:r>
-        <w:t xml:space="preserve">, developed by the Conservation Measures Partnership is a definitive resource for program and project design </w:t>
+        <w:t xml:space="preserve">, developed by the Conservation Measures Partnership, is a definitive resource for program and project design </w:t>
       </w:r>
       <w:r>
         <w:t xml:space="preserve">(</w:t>
@@ -1133,7 +1133,7 @@
       <w:r>
         <w:t xml:space="preserve">. Conservation Measures Partnership. </w:t>
       </w:r>
-      <w:hyperlink w:history="1" r:id="rIdkcgfu4m7sw46bnrvdqiwe">
+      <w:hyperlink w:history="1" r:id="rIdn52u1yji-hos-hvryqmql">
         <w:r>
           <w:rPr>
             <w:rStyle w:val="Hyperlink"/>
@@ -1166,7 +1166,7 @@
       <w:r>
         <w:t xml:space="preserve">(1), 77. </w:t>
       </w:r>
-      <w:hyperlink w:history="1" r:id="rIdekphai5l_-s0opq9cn46b">
+      <w:hyperlink w:history="1" r:id="rIddcgj8w3nieobq5ax3ws1c">
         <w:r>
           <w:rPr>
             <w:rStyle w:val="Hyperlink"/>
@@ -1214,7 +1214,7 @@
       <w:r>
         <w:t xml:space="preserve">, 101484. </w:t>
       </w:r>
-      <w:hyperlink w:history="1" r:id="rIdtcv6romivic1teret2i_k">
+      <w:hyperlink w:history="1" r:id="rIda1m8yloae6mlgfagy2l1y">
         <w:r>
           <w:rPr>
             <w:rStyle w:val="Hyperlink"/>
@@ -1237,7 +1237,7 @@
       <w:r>
         <w:t xml:space="preserve">. 3point Geospatial. </w:t>
       </w:r>
-      <w:hyperlink w:history="1" r:id="rIdeomiduqzllgdtysftrxne">
+      <w:hyperlink w:history="1" r:id="rId5y1ekabr299dxkr7cl0ol">
         <w:r>
           <w:rPr>
             <w:rStyle w:val="Hyperlink"/>
@@ -1276,7 +1276,7 @@
         <wp:inline distT="0" distB="0" distL="0" distR="0">
           <wp:extent cx="608542" cy="105833"/>
           <wp:effectExtent b="0" l="0" r="0" t="0"/>
-          <wp:docPr id="240" name="" descr="" title=""/>
+          <wp:docPr id="37" name="" descr="" title=""/>
           <wp:cNvGraphicFramePr>
             <a:graphicFrameLocks xmlns:a="http://schemas.openxmlformats.org/drawingml/2006/main" noChangeAspect="1"/>
           </wp:cNvGraphicFramePr>
@@ -1354,7 +1354,7 @@
 
 <file path=word/numbering.xml><?xml version="1.0" encoding="utf-8"?>
 <w:numbering xmlns:wpc="http://schemas.microsoft.com/office/word/2010/wordprocessingCanvas" xmlns:mc="http://schemas.openxmlformats.org/markup-compatibility/2006" xmlns:o="urn:schemas-microsoft-com:office:office" xmlns:r="http://schemas.openxmlformats.org/officeDocument/2006/relationships" xmlns:m="http://schemas.openxmlformats.org/officeDocument/2006/math" xmlns:v="urn:schemas-microsoft-com:vml" xmlns:wp14="http://schemas.microsoft.com/office/word/2010/wordprocessingDrawing" xmlns:wp="http://schemas.openxmlformats.org/drawingml/2006/wordprocessingDrawing" xmlns:w10="urn:schemas-microsoft-com:office:word" xmlns:w="http://schemas.openxmlformats.org/wordprocessingml/2006/main" xmlns:w14="http://schemas.microsoft.com/office/word/2010/wordml" xmlns:w15="http://schemas.microsoft.com/office/word/2012/wordml" xmlns:wpg="http://schemas.microsoft.com/office/word/2010/wordprocessingGroup" xmlns:wpi="http://schemas.microsoft.com/office/word/2010/wordprocessingInk" xmlns:wne="http://schemas.microsoft.com/office/word/2006/wordml" xmlns:wps="http://schemas.microsoft.com/office/word/2010/wordprocessingShape" mc:Ignorable="w14 w15 wp14">
-  <w:abstractNum w:abstractNumId="241" w15:restartNumberingAfterBreak="0">
+  <w:abstractNum w:abstractNumId="38" w15:restartNumberingAfterBreak="0">
     <w:multiLevelType w:val="hybridMultilevel"/>
     <w:lvl w:ilvl="0" w15:tentative="1">
       <w:start w:val="1"/>
@@ -1438,7 +1438,7 @@
       </w:pPr>
     </w:lvl>
   </w:abstractNum>
-  <w:abstractNum w:abstractNumId="242" w15:restartNumberingAfterBreak="0">
+  <w:abstractNum w:abstractNumId="39" w15:restartNumberingAfterBreak="0">
     <w:multiLevelType w:val="hybridMultilevel"/>
     <w:lvl w:ilvl="0" w15:tentative="1">
       <w:start w:val="1"/>
@@ -1522,7 +1522,7 @@
       </w:pPr>
     </w:lvl>
   </w:abstractNum>
-  <w:abstractNum w:abstractNumId="243" w15:restartNumberingAfterBreak="0">
+  <w:abstractNum w:abstractNumId="40" w15:restartNumberingAfterBreak="0">
     <w:multiLevelType w:val="hybridMultilevel"/>
     <w:lvl w:ilvl="0" w15:tentative="1">
       <w:start w:val="1"/>
@@ -1606,7 +1606,7 @@
       </w:pPr>
     </w:lvl>
   </w:abstractNum>
-  <w:abstractNum w:abstractNumId="244" w15:restartNumberingAfterBreak="0">
+  <w:abstractNum w:abstractNumId="41" w15:restartNumberingAfterBreak="0">
     <w:multiLevelType w:val="hybridMultilevel"/>
     <w:lvl w:ilvl="0" w15:tentative="1">
       <w:start w:val="1"/>
@@ -1690,7 +1690,7 @@
       </w:pPr>
     </w:lvl>
   </w:abstractNum>
-  <w:abstractNum w:abstractNumId="245" w15:restartNumberingAfterBreak="0">
+  <w:abstractNum w:abstractNumId="42" w15:restartNumberingAfterBreak="0">
     <w:multiLevelType w:val="hybridMultilevel"/>
     <w:lvl w:ilvl="0" w15:tentative="1">
       <w:start w:val="1"/>
@@ -1774,7 +1774,7 @@
       </w:pPr>
     </w:lvl>
   </w:abstractNum>
-  <w:abstractNum w:abstractNumId="246" w15:restartNumberingAfterBreak="0">
+  <w:abstractNum w:abstractNumId="43" w15:restartNumberingAfterBreak="0">
     <w:multiLevelType w:val="hybridMultilevel"/>
     <w:lvl w:ilvl="0" w15:tentative="1">
       <w:start w:val="1"/>
@@ -1858,7 +1858,7 @@
       </w:pPr>
     </w:lvl>
   </w:abstractNum>
-  <w:abstractNum w:abstractNumId="247" w15:restartNumberingAfterBreak="0">
+  <w:abstractNum w:abstractNumId="44" w15:restartNumberingAfterBreak="0">
     <w:multiLevelType w:val="hybridMultilevel"/>
     <w:lvl w:ilvl="0" w15:tentative="1">
       <w:start w:val="1"/>
@@ -1943,43 +1943,43 @@
     </w:lvl>
   </w:abstractNum>
   <w:num w:numId="1">
-    <w:abstractNumId w:val="241"/>
+    <w:abstractNumId w:val="38"/>
     <w:lvlOverride w:ilvl="0">
       <w:startOverride w:val="1"/>
     </w:lvlOverride>
   </w:num>
-  <w:num w:numId="248">
-    <w:abstractNumId w:val="242"/>
+  <w:num w:numId="45">
+    <w:abstractNumId w:val="39"/>
     <w:lvlOverride w:ilvl="0">
       <w:startOverride w:val="1"/>
     </w:lvlOverride>
   </w:num>
-  <w:num w:numId="249">
-    <w:abstractNumId w:val="243"/>
+  <w:num w:numId="46">
+    <w:abstractNumId w:val="40"/>
     <w:lvlOverride w:ilvl="0">
       <w:startOverride w:val="1"/>
     </w:lvlOverride>
   </w:num>
-  <w:num w:numId="250">
-    <w:abstractNumId w:val="244"/>
+  <w:num w:numId="47">
+    <w:abstractNumId w:val="41"/>
     <w:lvlOverride w:ilvl="0">
       <w:startOverride w:val="1"/>
     </w:lvlOverride>
   </w:num>
-  <w:num w:numId="251">
-    <w:abstractNumId w:val="245"/>
+  <w:num w:numId="48">
+    <w:abstractNumId w:val="42"/>
     <w:lvlOverride w:ilvl="0">
       <w:startOverride w:val="1"/>
     </w:lvlOverride>
   </w:num>
-  <w:num w:numId="252">
-    <w:abstractNumId w:val="246"/>
+  <w:num w:numId="49">
+    <w:abstractNumId w:val="43"/>
     <w:lvlOverride w:ilvl="0">
       <w:startOverride w:val="1"/>
     </w:lvlOverride>
   </w:num>
-  <w:num w:numId="253">
-    <w:abstractNumId w:val="247"/>
+  <w:num w:numId="50">
+    <w:abstractNumId w:val="44"/>
     <w:lvlOverride w:ilvl="0">
       <w:startOverride w:val="1"/>
     </w:lvlOverride>
